--- a/РПЗ Длютров РТ5-41.docx
+++ b/РПЗ Длютров РТ5-41.docx
@@ -111,7 +111,7 @@
                     </wp:anchor>
                   </w:drawing>
                 </mc:Choice>
-                <mc:Fallback xmlns:cx="http://schemas.microsoft.com/office/drawing/2014/chartex" xmlns:cx1="http://schemas.microsoft.com/office/drawing/2015/9/8/chartex" xmlns:cx2="http://schemas.microsoft.com/office/drawing/2015/10/21/chartex" xmlns:cx3="http://schemas.microsoft.com/office/drawing/2016/5/9/chartex" xmlns:cx4="http://schemas.microsoft.com/office/drawing/2016/5/10/chartex" xmlns:cx5="http://schemas.microsoft.com/office/drawing/2016/5/11/chartex" xmlns:cx6="http://schemas.microsoft.com/office/drawing/2016/5/12/chartex" xmlns:cx7="http://schemas.microsoft.com/office/drawing/2016/5/13/chartex" xmlns:cx8="http://schemas.microsoft.com/office/drawing/2016/5/14/chartex" xmlns:aink="http://schemas.microsoft.com/office/drawing/2016/ink" xmlns:am3d="http://schemas.microsoft.com/office/drawing/2017/model3d" xmlns:w16cid="http://schemas.microsoft.com/office/word/2016/wordml/cid" xmlns:w16se="http://schemas.microsoft.com/office/word/2015/wordml/symex" xmlns:a="http://schemas.openxmlformats.org/drawingml/2006/main" xmlns:w16sdtfl="http://schemas.microsoft.com/office/word/2024/wordml/sdtformatlock" xmlns:w16sdtdh="http://schemas.microsoft.com/office/word/2020/wordml/sdtdatahash" xmlns:w16du="http://schemas.microsoft.com/office/word/2023/wordml/word16du" xmlns:w16="http://schemas.microsoft.com/office/word/2018/wordml" xmlns:w16cex="http://schemas.microsoft.com/office/word/2018/wordml/cex" xmlns:oel="http://schemas.microsoft.com/office/2019/extlst">
+                <mc:Fallback xmlns:oel="http://schemas.microsoft.com/office/2019/extlst" xmlns:w16cex="http://schemas.microsoft.com/office/word/2018/wordml/cex" xmlns:w16="http://schemas.microsoft.com/office/word/2018/wordml" xmlns:w16du="http://schemas.microsoft.com/office/word/2023/wordml/word16du" xmlns:w16sdtdh="http://schemas.microsoft.com/office/word/2020/wordml/sdtdatahash" xmlns:w16sdtfl="http://schemas.microsoft.com/office/word/2024/wordml/sdtformatlock" xmlns:a="http://schemas.openxmlformats.org/drawingml/2006/main" xmlns:w16se="http://schemas.microsoft.com/office/word/2015/wordml/symex" xmlns:w16cid="http://schemas.microsoft.com/office/word/2016/wordml/cid" xmlns:am3d="http://schemas.microsoft.com/office/drawing/2017/model3d" xmlns:aink="http://schemas.microsoft.com/office/drawing/2016/ink" xmlns:cx8="http://schemas.microsoft.com/office/drawing/2016/5/14/chartex" xmlns:cx7="http://schemas.microsoft.com/office/drawing/2016/5/13/chartex" xmlns:cx6="http://schemas.microsoft.com/office/drawing/2016/5/12/chartex" xmlns:cx5="http://schemas.microsoft.com/office/drawing/2016/5/11/chartex" xmlns:cx4="http://schemas.microsoft.com/office/drawing/2016/5/10/chartex" xmlns:cx3="http://schemas.microsoft.com/office/drawing/2016/5/9/chartex" xmlns:cx2="http://schemas.microsoft.com/office/drawing/2015/10/21/chartex" xmlns:cx1="http://schemas.microsoft.com/office/drawing/2015/9/8/chartex" xmlns:cx="http://schemas.microsoft.com/office/drawing/2014/chartex">
                   <w:pict>
                     <v:shapetype type="#_x0000_t75" o:spt="75" coordsize="21600,21600" o:preferrelative="t" path="m@4@5l@4@11@9@11@9@5xe">
                       <v:formulas>
@@ -682,8 +682,9 @@
           <w:sz w:val="32"/>
           <w:szCs w:val="32"/>
         </w:rPr>
-        <w:t>НА ТЕМУ:</w:t>
-      </w:r>
+        <w:t xml:space="preserve">НА </w:t>
+      </w:r>
+      <w:proofErr w:type="gramStart"/>
       <w:r>
         <w:rPr>
           <w:rFonts w:ascii="Times New Roman" w:eastAsia="Times New Roman" w:hAnsi="Times New Roman" w:cs="Times New Roman"/>
@@ -692,7 +693,7 @@
           <w:sz w:val="32"/>
           <w:szCs w:val="32"/>
         </w:rPr>
-        <w:br/>
+        <w:t>ТЕМУ:</w:t>
       </w:r>
       <w:r>
         <w:rPr>
@@ -702,7 +703,28 @@
           <w:sz w:val="32"/>
           <w:szCs w:val="32"/>
         </w:rPr>
-        <w:t>Парковка МГТУ</w:t>
+        <w:br/>
+      </w:r>
+      <w:r>
+        <w:rPr>
+          <w:rFonts w:ascii="Times New Roman" w:eastAsia="Times New Roman" w:hAnsi="Times New Roman" w:cs="Times New Roman"/>
+          <w:b/>
+          <w:color w:val="000000" w:themeColor="text1"/>
+          <w:sz w:val="32"/>
+          <w:szCs w:val="32"/>
+        </w:rPr>
+        <w:t>Парковка</w:t>
+      </w:r>
+      <w:proofErr w:type="gramEnd"/>
+      <w:r>
+        <w:rPr>
+          <w:rFonts w:ascii="Times New Roman" w:eastAsia="Times New Roman" w:hAnsi="Times New Roman" w:cs="Times New Roman"/>
+          <w:b/>
+          <w:color w:val="000000" w:themeColor="text1"/>
+          <w:sz w:val="32"/>
+          <w:szCs w:val="32"/>
+        </w:rPr>
+        <w:t xml:space="preserve"> МГТУ</w:t>
       </w:r>
     </w:p>
     <w:p>
@@ -873,6 +895,7 @@
         </w:rPr>
         <w:t xml:space="preserve">. </w:t>
       </w:r>
+      <w:proofErr w:type="spellStart"/>
       <w:r>
         <w:rPr>
           <w:rFonts w:ascii="Times New Roman" w:eastAsia="Times New Roman" w:hAnsi="Times New Roman" w:cs="Times New Roman"/>
@@ -883,6 +906,7 @@
         </w:rPr>
         <w:t>Длютров</w:t>
       </w:r>
+      <w:proofErr w:type="spellEnd"/>
       <w:r>
         <w:rPr>
           <w:rFonts w:ascii="Times New Roman" w:eastAsia="Times New Roman" w:hAnsi="Times New Roman" w:cs="Times New Roman"/>
@@ -934,8 +958,9 @@
           <w:szCs w:val="24"/>
         </w:rPr>
         <w:tab/>
-        <w:t>(Группа, подпись, дата)</w:t>
-      </w:r>
+        <w:t xml:space="preserve">(Группа, подпись, </w:t>
+      </w:r>
+      <w:proofErr w:type="gramStart"/>
       <w:r>
         <w:rPr>
           <w:rFonts w:ascii="Times New Roman" w:eastAsia="Times New Roman" w:hAnsi="Times New Roman" w:cs="Times New Roman"/>
@@ -943,8 +968,46 @@
           <w:sz w:val="24"/>
           <w:szCs w:val="24"/>
         </w:rPr>
+        <w:t>дата)</w:t>
+      </w:r>
+      <w:r>
+        <w:rPr>
+          <w:rFonts w:ascii="Times New Roman" w:eastAsia="Times New Roman" w:hAnsi="Times New Roman" w:cs="Times New Roman"/>
+          <w:color w:val="000000" w:themeColor="text1"/>
+          <w:sz w:val="24"/>
+          <w:szCs w:val="24"/>
+        </w:rPr>
         <w:tab/>
-        <w:t>(И.О.Фамилия)</w:t>
+      </w:r>
+      <w:proofErr w:type="gramEnd"/>
+      <w:r>
+        <w:rPr>
+          <w:rFonts w:ascii="Times New Roman" w:eastAsia="Times New Roman" w:hAnsi="Times New Roman" w:cs="Times New Roman"/>
+          <w:color w:val="000000" w:themeColor="text1"/>
+          <w:sz w:val="24"/>
+          <w:szCs w:val="24"/>
+        </w:rPr>
+        <w:t>(</w:t>
+      </w:r>
+      <w:proofErr w:type="spellStart"/>
+      <w:r>
+        <w:rPr>
+          <w:rFonts w:ascii="Times New Roman" w:eastAsia="Times New Roman" w:hAnsi="Times New Roman" w:cs="Times New Roman"/>
+          <w:color w:val="000000" w:themeColor="text1"/>
+          <w:sz w:val="24"/>
+          <w:szCs w:val="24"/>
+        </w:rPr>
+        <w:t>И.О.Фамилия</w:t>
+      </w:r>
+      <w:proofErr w:type="spellEnd"/>
+      <w:r>
+        <w:rPr>
+          <w:rFonts w:ascii="Times New Roman" w:eastAsia="Times New Roman" w:hAnsi="Times New Roman" w:cs="Times New Roman"/>
+          <w:color w:val="000000" w:themeColor="text1"/>
+          <w:sz w:val="24"/>
+          <w:szCs w:val="24"/>
+        </w:rPr>
+        <w:t>)</w:t>
       </w:r>
     </w:p>
     <w:p>
@@ -1116,8 +1179,9 @@
           <w:szCs w:val="24"/>
         </w:rPr>
         <w:tab/>
-        <w:t>(Подпись, дата)</w:t>
-      </w:r>
+        <w:t xml:space="preserve">(Подпись, </w:t>
+      </w:r>
+      <w:proofErr w:type="gramStart"/>
       <w:r>
         <w:rPr>
           <w:rFonts w:ascii="Times New Roman" w:eastAsia="Times New Roman" w:hAnsi="Times New Roman" w:cs="Times New Roman"/>
@@ -1125,8 +1189,46 @@
           <w:sz w:val="24"/>
           <w:szCs w:val="24"/>
         </w:rPr>
+        <w:t>дата)</w:t>
+      </w:r>
+      <w:r>
+        <w:rPr>
+          <w:rFonts w:ascii="Times New Roman" w:eastAsia="Times New Roman" w:hAnsi="Times New Roman" w:cs="Times New Roman"/>
+          <w:color w:val="000000" w:themeColor="text1"/>
+          <w:sz w:val="24"/>
+          <w:szCs w:val="24"/>
+        </w:rPr>
         <w:tab/>
-        <w:t>(И.О.Фамилия)</w:t>
+      </w:r>
+      <w:proofErr w:type="gramEnd"/>
+      <w:r>
+        <w:rPr>
+          <w:rFonts w:ascii="Times New Roman" w:eastAsia="Times New Roman" w:hAnsi="Times New Roman" w:cs="Times New Roman"/>
+          <w:color w:val="000000" w:themeColor="text1"/>
+          <w:sz w:val="24"/>
+          <w:szCs w:val="24"/>
+        </w:rPr>
+        <w:t>(</w:t>
+      </w:r>
+      <w:proofErr w:type="spellStart"/>
+      <w:r>
+        <w:rPr>
+          <w:rFonts w:ascii="Times New Roman" w:eastAsia="Times New Roman" w:hAnsi="Times New Roman" w:cs="Times New Roman"/>
+          <w:color w:val="000000" w:themeColor="text1"/>
+          <w:sz w:val="24"/>
+          <w:szCs w:val="24"/>
+        </w:rPr>
+        <w:t>И.О.Фамилия</w:t>
+      </w:r>
+      <w:proofErr w:type="spellEnd"/>
+      <w:r>
+        <w:rPr>
+          <w:rFonts w:ascii="Times New Roman" w:eastAsia="Times New Roman" w:hAnsi="Times New Roman" w:cs="Times New Roman"/>
+          <w:color w:val="000000" w:themeColor="text1"/>
+          <w:sz w:val="24"/>
+          <w:szCs w:val="24"/>
+        </w:rPr>
+        <w:t>)</w:t>
       </w:r>
     </w:p>
     <w:p>
@@ -1282,6 +1384,27 @@
         </w:rPr>
         <w:t>Тема: парковка МГТУ.</w:t>
       </w:r>
+    </w:p>
+    <w:p>
+      <w:pPr>
+        <w:spacing w:line="360" w:lineRule="auto"/>
+        <w:jc w:val="both"/>
+        <w:rPr>
+          <w:rFonts w:ascii="Times New Roman" w:hAnsi="Times New Roman" w:cs="Times New Roman"/>
+          <w:sz w:val="28"/>
+          <w:szCs w:val="28"/>
+        </w:rPr>
+      </w:pPr>
+      <w:r>
+        <w:rPr>
+          <w:rFonts w:ascii="Times New Roman" w:hAnsi="Times New Roman" w:cs="Times New Roman"/>
+          <w:sz w:val="28"/>
+          <w:szCs w:val="28"/>
+        </w:rPr>
+        <w:t>Цель: Освоение современных технологий веб-разработки, формирование практических навыков проектирования пользовательских интерфейсов и создания полноценных веб-приложений с применением актуальных инструментов.</w:t>
+      </w:r>
+      <w:bookmarkStart w:id="2" w:name="_GoBack"/>
+      <w:bookmarkEnd w:id="2"/>
     </w:p>
     <w:p>
       <w:pPr>
@@ -1463,6 +1586,7 @@
         </w:rPr>
         <w:t xml:space="preserve">, </w:t>
       </w:r>
+      <w:proofErr w:type="spellStart"/>
       <w:r>
         <w:rPr>
           <w:rFonts w:ascii="Times New Roman" w:hAnsi="Times New Roman" w:cs="Times New Roman"/>
@@ -1473,6 +1597,7 @@
         </w:rPr>
         <w:t>npm</w:t>
       </w:r>
+      <w:proofErr w:type="spellEnd"/>
       <w:r>
         <w:rPr>
           <w:rFonts w:ascii="Times New Roman" w:hAnsi="Times New Roman" w:cs="Times New Roman"/>
@@ -1605,6 +1730,7 @@
         </w:rPr>
         <w:t>.</w:t>
       </w:r>
+      <w:proofErr w:type="spellStart"/>
       <w:r>
         <w:rPr>
           <w:rFonts w:ascii="Times New Roman" w:hAnsi="Times New Roman" w:cs="Times New Roman"/>
@@ -1615,6 +1741,7 @@
         </w:rPr>
         <w:t>js</w:t>
       </w:r>
+      <w:proofErr w:type="spellEnd"/>
       <w:r>
         <w:rPr>
           <w:rFonts w:ascii="Times New Roman" w:hAnsi="Times New Roman" w:cs="Times New Roman"/>
@@ -1708,8 +1835,6 @@
         </w:rPr>
         <w:t>5 методов</w:t>
       </w:r>
-      <w:bookmarkStart w:id="2" w:name="_GoBack"/>
-      <w:bookmarkEnd w:id="2"/>
     </w:p>
     <w:p>
       <w:pPr>
@@ -3124,7 +3249,31 @@
           <w:szCs w:val="24"/>
           <w:lang w:eastAsia="ru-RU"/>
         </w:rPr>
-        <w:t>Создание калькулятора. Программирование логики на языке JavaScript.</w:t>
+        <w:t xml:space="preserve">Создание калькулятора. Программирование логики на языке </w:t>
+      </w:r>
+      <w:proofErr w:type="spellStart"/>
+      <w:r>
+        <w:rPr>
+          <w:rFonts w:ascii="Times New Roman" w:eastAsia="Times New Roman" w:hAnsi="Times New Roman" w:cs="Times New Roman"/>
+          <w:bCs/>
+          <w:color w:val="000000" w:themeColor="text1"/>
+          <w:sz w:val="28"/>
+          <w:szCs w:val="24"/>
+          <w:lang w:eastAsia="ru-RU"/>
+        </w:rPr>
+        <w:t>JavaScript</w:t>
+      </w:r>
+      <w:proofErr w:type="spellEnd"/>
+      <w:r>
+        <w:rPr>
+          <w:rFonts w:ascii="Times New Roman" w:eastAsia="Times New Roman" w:hAnsi="Times New Roman" w:cs="Times New Roman"/>
+          <w:bCs/>
+          <w:color w:val="000000" w:themeColor="text1"/>
+          <w:sz w:val="28"/>
+          <w:szCs w:val="24"/>
+          <w:lang w:eastAsia="ru-RU"/>
+        </w:rPr>
+        <w:t>.</w:t>
       </w:r>
     </w:p>
     <w:p>
@@ -3262,15 +3411,27 @@
         </w:rPr>
         <w:t xml:space="preserve">. </w:t>
       </w:r>
-      <w:r>
-        <w:rPr>
-          <w:rFonts w:ascii="Times New Roman" w:eastAsia="Times New Roman" w:hAnsi="Times New Roman" w:cs="Times New Roman"/>
-          <w:color w:val="000000" w:themeColor="text1"/>
-          <w:sz w:val="28"/>
-          <w:szCs w:val="24"/>
-          <w:lang w:eastAsia="ru-RU"/>
-        </w:rPr>
-        <w:t>Помимо этого реализована дополнительная функция вычисления стоимости парковки.</w:t>
+      <w:proofErr w:type="gramStart"/>
+      <w:r>
+        <w:rPr>
+          <w:rFonts w:ascii="Times New Roman" w:eastAsia="Times New Roman" w:hAnsi="Times New Roman" w:cs="Times New Roman"/>
+          <w:color w:val="000000" w:themeColor="text1"/>
+          <w:sz w:val="28"/>
+          <w:szCs w:val="24"/>
+          <w:lang w:eastAsia="ru-RU"/>
+        </w:rPr>
+        <w:t>Помимо этого</w:t>
+      </w:r>
+      <w:proofErr w:type="gramEnd"/>
+      <w:r>
+        <w:rPr>
+          <w:rFonts w:ascii="Times New Roman" w:eastAsia="Times New Roman" w:hAnsi="Times New Roman" w:cs="Times New Roman"/>
+          <w:color w:val="000000" w:themeColor="text1"/>
+          <w:sz w:val="28"/>
+          <w:szCs w:val="24"/>
+          <w:lang w:eastAsia="ru-RU"/>
+        </w:rPr>
+        <w:t xml:space="preserve"> реализована дополнительная функция вычисления стоимости парковки.</w:t>
       </w:r>
     </w:p>
     <w:p>
@@ -3731,6 +3892,7 @@
         </w:rPr>
         <w:t xml:space="preserve">с помощью </w:t>
       </w:r>
+      <w:proofErr w:type="spellStart"/>
       <w:r>
         <w:rPr>
           <w:rFonts w:ascii="Times New Roman" w:eastAsia="Times New Roman" w:hAnsi="Times New Roman" w:cs="Times New Roman"/>
@@ -3740,6 +3902,7 @@
         </w:rPr>
         <w:t>querySelector</w:t>
       </w:r>
+      <w:proofErr w:type="spellEnd"/>
       <w:r>
         <w:rPr>
           <w:rFonts w:ascii="Times New Roman" w:eastAsia="Times New Roman" w:hAnsi="Times New Roman" w:cs="Times New Roman"/>
@@ -4033,17 +4196,58 @@
           <w:szCs w:val="24"/>
           <w:lang w:eastAsia="ru-RU"/>
         </w:rPr>
-        <w:t xml:space="preserve">». Для выбора типа операции используется конструкция switch, которая сопоставляет сохраненный символ операции с соответствующим математическим действием. Перед вычислениями строковые значения операндов преобразуются в числовой тип с помощью </w:t>
-      </w:r>
-      <w:r>
-        <w:rPr>
-          <w:rFonts w:ascii="Times New Roman" w:eastAsia="Times New Roman" w:hAnsi="Times New Roman" w:cs="Times New Roman"/>
-          <w:sz w:val="28"/>
-          <w:szCs w:val="24"/>
-          <w:lang w:eastAsia="ru-RU"/>
-        </w:rPr>
-        <w:t xml:space="preserve">функции parseFloat. Выбор всех кнопок с основными (бинарными) операциями происходит по классу с помощью </w:t>
-      </w:r>
+        <w:t xml:space="preserve">». Для выбора типа операции используется конструкция </w:t>
+      </w:r>
+      <w:proofErr w:type="spellStart"/>
+      <w:r>
+        <w:rPr>
+          <w:rFonts w:ascii="Times New Roman" w:eastAsia="Times New Roman" w:hAnsi="Times New Roman" w:cs="Times New Roman"/>
+          <w:sz w:val="28"/>
+          <w:szCs w:val="24"/>
+          <w:lang w:eastAsia="ru-RU"/>
+        </w:rPr>
+        <w:t>switch</w:t>
+      </w:r>
+      <w:proofErr w:type="spellEnd"/>
+      <w:r>
+        <w:rPr>
+          <w:rFonts w:ascii="Times New Roman" w:eastAsia="Times New Roman" w:hAnsi="Times New Roman" w:cs="Times New Roman"/>
+          <w:sz w:val="28"/>
+          <w:szCs w:val="24"/>
+          <w:lang w:eastAsia="ru-RU"/>
+        </w:rPr>
+        <w:t xml:space="preserve">, которая сопоставляет сохраненный символ операции с соответствующим математическим действием. Перед вычислениями строковые значения операндов преобразуются в числовой тип с помощью </w:t>
+      </w:r>
+      <w:r>
+        <w:rPr>
+          <w:rFonts w:ascii="Times New Roman" w:eastAsia="Times New Roman" w:hAnsi="Times New Roman" w:cs="Times New Roman"/>
+          <w:sz w:val="28"/>
+          <w:szCs w:val="24"/>
+          <w:lang w:eastAsia="ru-RU"/>
+        </w:rPr>
+        <w:t xml:space="preserve">функции </w:t>
+      </w:r>
+      <w:proofErr w:type="spellStart"/>
+      <w:r>
+        <w:rPr>
+          <w:rFonts w:ascii="Times New Roman" w:eastAsia="Times New Roman" w:hAnsi="Times New Roman" w:cs="Times New Roman"/>
+          <w:sz w:val="28"/>
+          <w:szCs w:val="24"/>
+          <w:lang w:eastAsia="ru-RU"/>
+        </w:rPr>
+        <w:t>parseFloat</w:t>
+      </w:r>
+      <w:proofErr w:type="spellEnd"/>
+      <w:r>
+        <w:rPr>
+          <w:rFonts w:ascii="Times New Roman" w:eastAsia="Times New Roman" w:hAnsi="Times New Roman" w:cs="Times New Roman"/>
+          <w:sz w:val="28"/>
+          <w:szCs w:val="24"/>
+          <w:lang w:eastAsia="ru-RU"/>
+        </w:rPr>
+        <w:t xml:space="preserve">. Выбор всех кнопок с основными (бинарными) операциями происходит по классу с помощью </w:t>
+      </w:r>
+      <w:proofErr w:type="spellStart"/>
       <w:r>
         <w:rPr>
           <w:rFonts w:ascii="Times New Roman" w:eastAsia="Times New Roman" w:hAnsi="Times New Roman" w:cs="Times New Roman"/>
@@ -4053,6 +4257,7 @@
         </w:rPr>
         <w:t>querySelector</w:t>
       </w:r>
+      <w:proofErr w:type="spellEnd"/>
       <w:r>
         <w:rPr>
           <w:rFonts w:ascii="Times New Roman" w:eastAsia="Times New Roman" w:hAnsi="Times New Roman" w:cs="Times New Roman"/>
@@ -4071,6 +4276,7 @@
         </w:rPr>
         <w:t xml:space="preserve">Кнопка «=» выбирается с помощью </w:t>
       </w:r>
+      <w:proofErr w:type="spellStart"/>
       <w:r>
         <w:rPr>
           <w:rFonts w:ascii="Times New Roman" w:eastAsia="Times New Roman" w:hAnsi="Times New Roman" w:cs="Times New Roman"/>
@@ -4080,6 +4286,7 @@
         </w:rPr>
         <w:t>getElementById</w:t>
       </w:r>
+      <w:proofErr w:type="spellEnd"/>
       <w:r>
         <w:rPr>
           <w:rFonts w:ascii="Times New Roman" w:eastAsia="Times New Roman" w:hAnsi="Times New Roman" w:cs="Times New Roman"/>
@@ -5442,7 +5649,67 @@
           <w:sz w:val="28"/>
           <w:lang w:eastAsia="ru-RU"/>
         </w:rPr>
-        <w:t>Знакомство с node, npm. Верстка интерфейса с карточками (страница списка с фильтрацией и страница подробнее), данные получать через mock объекты (коллекция). Добавить кнопку добавления (копировать первую карточку), кнопку удаления карточки. В хедере на обеих страницах должна быть кнопка Домой</w:t>
+        <w:t xml:space="preserve">Знакомство с </w:t>
+      </w:r>
+      <w:proofErr w:type="spellStart"/>
+      <w:r>
+        <w:rPr>
+          <w:rFonts w:ascii="Times New Roman" w:hAnsi="Times New Roman" w:cs="Times New Roman"/>
+          <w:color w:val="000000" w:themeColor="text1"/>
+          <w:sz w:val="28"/>
+          <w:lang w:eastAsia="ru-RU"/>
+        </w:rPr>
+        <w:t>node</w:t>
+      </w:r>
+      <w:proofErr w:type="spellEnd"/>
+      <w:r>
+        <w:rPr>
+          <w:rFonts w:ascii="Times New Roman" w:hAnsi="Times New Roman" w:cs="Times New Roman"/>
+          <w:color w:val="000000" w:themeColor="text1"/>
+          <w:sz w:val="28"/>
+          <w:lang w:eastAsia="ru-RU"/>
+        </w:rPr>
+        <w:t xml:space="preserve">, </w:t>
+      </w:r>
+      <w:proofErr w:type="spellStart"/>
+      <w:r>
+        <w:rPr>
+          <w:rFonts w:ascii="Times New Roman" w:hAnsi="Times New Roman" w:cs="Times New Roman"/>
+          <w:color w:val="000000" w:themeColor="text1"/>
+          <w:sz w:val="28"/>
+          <w:lang w:eastAsia="ru-RU"/>
+        </w:rPr>
+        <w:t>npm</w:t>
+      </w:r>
+      <w:proofErr w:type="spellEnd"/>
+      <w:r>
+        <w:rPr>
+          <w:rFonts w:ascii="Times New Roman" w:hAnsi="Times New Roman" w:cs="Times New Roman"/>
+          <w:color w:val="000000" w:themeColor="text1"/>
+          <w:sz w:val="28"/>
+          <w:lang w:eastAsia="ru-RU"/>
+        </w:rPr>
+        <w:t xml:space="preserve">. Верстка интерфейса с карточками (страница списка с фильтрацией и страница подробнее), данные получать через </w:t>
+      </w:r>
+      <w:proofErr w:type="spellStart"/>
+      <w:r>
+        <w:rPr>
+          <w:rFonts w:ascii="Times New Roman" w:hAnsi="Times New Roman" w:cs="Times New Roman"/>
+          <w:color w:val="000000" w:themeColor="text1"/>
+          <w:sz w:val="28"/>
+          <w:lang w:eastAsia="ru-RU"/>
+        </w:rPr>
+        <w:t>mock</w:t>
+      </w:r>
+      <w:proofErr w:type="spellEnd"/>
+      <w:r>
+        <w:rPr>
+          <w:rFonts w:ascii="Times New Roman" w:hAnsi="Times New Roman" w:cs="Times New Roman"/>
+          <w:color w:val="000000" w:themeColor="text1"/>
+          <w:sz w:val="28"/>
+          <w:lang w:eastAsia="ru-RU"/>
+        </w:rPr>
+        <w:t xml:space="preserve"> объекты (коллекция). Добавить кнопку добавления (копировать первую карточку), кнопку удаления карточки. В хедере на обеих страницах должна быть кнопка Домой</w:t>
       </w:r>
     </w:p>
     <w:p>
@@ -5495,6 +5762,7 @@
         </w:rPr>
         <w:t xml:space="preserve">Проект представляет собой двухстраничное веб-приложение, разворачиваемое с помощью </w:t>
       </w:r>
+      <w:proofErr w:type="spellStart"/>
       <w:r>
         <w:rPr>
           <w:rFonts w:ascii="Times New Roman" w:hAnsi="Times New Roman" w:cs="Times New Roman"/>
@@ -5504,6 +5772,7 @@
         </w:rPr>
         <w:t>npm</w:t>
       </w:r>
+      <w:proofErr w:type="spellEnd"/>
       <w:r>
         <w:rPr>
           <w:rFonts w:ascii="Times New Roman" w:hAnsi="Times New Roman" w:cs="Times New Roman"/>
@@ -6293,6 +6562,7 @@
         </w:rPr>
         <w:t>,</w:t>
       </w:r>
+      <w:proofErr w:type="spellStart"/>
       <w:r>
         <w:rPr>
           <w:rFonts w:cs="Times New Roman"/>
@@ -6302,6 +6572,7 @@
         </w:rPr>
         <w:t>js</w:t>
       </w:r>
+      <w:proofErr w:type="spellEnd"/>
       <w:r>
         <w:rPr>
           <w:rFonts w:cs="Times New Roman"/>
@@ -6330,7 +6601,27 @@
           <w:szCs w:val="28"/>
           <w:lang w:eastAsia="ru-RU"/>
         </w:rPr>
-        <w:t>Сделанные в домашнем задании функции нативно интегрированы в лабораторную работу №3.</w:t>
+        <w:t xml:space="preserve">Сделанные в домашнем задании функции </w:t>
+      </w:r>
+      <w:proofErr w:type="spellStart"/>
+      <w:r>
+        <w:rPr>
+          <w:rFonts w:ascii="Times New Roman" w:hAnsi="Times New Roman" w:cs="Times New Roman"/>
+          <w:sz w:val="28"/>
+          <w:szCs w:val="28"/>
+          <w:lang w:eastAsia="ru-RU"/>
+        </w:rPr>
+        <w:t>нативно</w:t>
+      </w:r>
+      <w:proofErr w:type="spellEnd"/>
+      <w:r>
+        <w:rPr>
+          <w:rFonts w:ascii="Times New Roman" w:hAnsi="Times New Roman" w:cs="Times New Roman"/>
+          <w:sz w:val="28"/>
+          <w:szCs w:val="28"/>
+          <w:lang w:eastAsia="ru-RU"/>
+        </w:rPr>
+        <w:t xml:space="preserve"> интегрированы в лабораторную работу №3.</w:t>
       </w:r>
     </w:p>
     <w:p>
@@ -6921,6 +7212,7 @@
         </w:rPr>
         <w:t>.</w:t>
       </w:r>
+      <w:proofErr w:type="spellStart"/>
       <w:r>
         <w:rPr>
           <w:rFonts w:ascii="Times New Roman" w:hAnsi="Times New Roman" w:cs="Times New Roman"/>
@@ -6930,6 +7222,7 @@
         </w:rPr>
         <w:t>js</w:t>
       </w:r>
+      <w:proofErr w:type="spellEnd"/>
       <w:r>
         <w:rPr>
           <w:rFonts w:ascii="Times New Roman" w:hAnsi="Times New Roman" w:cs="Times New Roman"/>
@@ -7514,6 +7807,7 @@
         </w:rPr>
         <w:t>, данные хранятся в </w:t>
       </w:r>
+      <w:proofErr w:type="spellStart"/>
       <w:r>
         <w:rPr>
           <w:rStyle w:val="HTML"/>
@@ -7523,6 +7817,7 @@
         </w:rPr>
         <w:t>json</w:t>
       </w:r>
+      <w:proofErr w:type="spellEnd"/>
       <w:r>
         <w:rPr>
           <w:rFonts w:ascii="Times New Roman" w:hAnsi="Times New Roman" w:cs="Times New Roman"/>
@@ -7531,6 +7826,7 @@
         </w:rPr>
         <w:t> файле. Тестирование через </w:t>
       </w:r>
+      <w:proofErr w:type="spellStart"/>
       <w:r>
         <w:rPr>
           <w:rStyle w:val="HTML"/>
@@ -7540,6 +7836,7 @@
         </w:rPr>
         <w:t>Postman</w:t>
       </w:r>
+      <w:proofErr w:type="spellEnd"/>
       <w:r>
         <w:rPr>
           <w:rFonts w:ascii="Times New Roman" w:hAnsi="Times New Roman" w:cs="Times New Roman"/>
@@ -7548,6 +7845,7 @@
         </w:rPr>
         <w:t>/</w:t>
       </w:r>
+      <w:proofErr w:type="spellStart"/>
       <w:r>
         <w:rPr>
           <w:rStyle w:val="HTML"/>
@@ -7557,6 +7855,7 @@
         </w:rPr>
         <w:t>Insomnia</w:t>
       </w:r>
+      <w:proofErr w:type="spellEnd"/>
       <w:r>
         <w:rPr>
           <w:rFonts w:ascii="Times New Roman" w:hAnsi="Times New Roman" w:cs="Times New Roman"/>
@@ -7616,6 +7915,7 @@
           <w:szCs w:val="28"/>
         </w:rPr>
       </w:pPr>
+      <w:proofErr w:type="spellStart"/>
       <w:r>
         <w:rPr>
           <w:rFonts w:ascii="Times New Roman" w:hAnsi="Times New Roman" w:cs="Times New Roman"/>
@@ -7624,6 +7924,7 @@
         </w:rPr>
         <w:t>Бла-бла-бла</w:t>
       </w:r>
+      <w:proofErr w:type="spellEnd"/>
     </w:p>
     <w:p>
       <w:pPr>
@@ -7662,6 +7963,7 @@
         </w:rPr>
         <w:t>.</w:t>
       </w:r>
+      <w:proofErr w:type="spellStart"/>
       <w:r>
         <w:rPr>
           <w:rFonts w:ascii="Times New Roman" w:hAnsi="Times New Roman" w:cs="Times New Roman"/>
@@ -7671,6 +7973,7 @@
         </w:rPr>
         <w:t>js</w:t>
       </w:r>
+      <w:proofErr w:type="spellEnd"/>
       <w:r>
         <w:rPr>
           <w:rFonts w:ascii="Times New Roman" w:hAnsi="Times New Roman" w:cs="Times New Roman"/>
@@ -7811,6 +8114,7 @@
         </w:rPr>
         <w:t xml:space="preserve"> Для чистоты кода мы будем придерживаться </w:t>
       </w:r>
+      <w:proofErr w:type="spellStart"/>
       <w:r>
         <w:rPr>
           <w:rStyle w:val="aff3"/>
@@ -7818,8 +8122,29 @@
           <w:sz w:val="28"/>
           <w:szCs w:val="28"/>
         </w:rPr>
-        <w:t>Layered Architecture</w:t>
-      </w:r>
+        <w:t>Layered</w:t>
+      </w:r>
+      <w:proofErr w:type="spellEnd"/>
+      <w:r>
+        <w:rPr>
+          <w:rStyle w:val="aff3"/>
+          <w:rFonts w:ascii="Times New Roman" w:hAnsi="Times New Roman" w:cs="Times New Roman"/>
+          <w:sz w:val="28"/>
+          <w:szCs w:val="28"/>
+        </w:rPr>
+        <w:t xml:space="preserve"> </w:t>
+      </w:r>
+      <w:proofErr w:type="spellStart"/>
+      <w:r>
+        <w:rPr>
+          <w:rStyle w:val="aff3"/>
+          <w:rFonts w:ascii="Times New Roman" w:hAnsi="Times New Roman" w:cs="Times New Roman"/>
+          <w:sz w:val="28"/>
+          <w:szCs w:val="28"/>
+        </w:rPr>
+        <w:t>Architecture</w:t>
+      </w:r>
+      <w:proofErr w:type="spellEnd"/>
       <w:r>
         <w:rPr>
           <w:rFonts w:ascii="Times New Roman" w:hAnsi="Times New Roman" w:cs="Times New Roman"/>
@@ -7985,6 +8310,7 @@
         </w:rPr>
         <w:t xml:space="preserve">файл, для работы с которым создан сервис </w:t>
       </w:r>
+      <w:proofErr w:type="spellStart"/>
       <w:r>
         <w:rPr>
           <w:rFonts w:ascii="Times New Roman" w:eastAsia="Times New Roman" w:hAnsi="Times New Roman" w:cs="Times New Roman"/>
@@ -7994,6 +8320,7 @@
         </w:rPr>
         <w:t>fileService</w:t>
       </w:r>
+      <w:proofErr w:type="spellEnd"/>
       <w:r>
         <w:rPr>
           <w:rFonts w:ascii="Times New Roman" w:eastAsia="Times New Roman" w:hAnsi="Times New Roman" w:cs="Times New Roman"/>
@@ -8137,6 +8464,7 @@
         </w:rPr>
         <w:t xml:space="preserve"> - Код </w:t>
       </w:r>
+      <w:proofErr w:type="spellStart"/>
       <w:r>
         <w:rPr>
           <w:rFonts w:ascii="Times New Roman" w:eastAsia="Times New Roman" w:hAnsi="Times New Roman" w:cs="Times New Roman"/>
@@ -8146,6 +8474,7 @@
         </w:rPr>
         <w:t>fileService</w:t>
       </w:r>
+      <w:proofErr w:type="spellEnd"/>
     </w:p>
     <w:p>
       <w:pPr>
@@ -8182,6 +8511,7 @@
         </w:rPr>
         <w:t xml:space="preserve">Сервис </w:t>
       </w:r>
+      <w:proofErr w:type="spellStart"/>
       <w:r>
         <w:rPr>
           <w:rFonts w:ascii="Times New Roman" w:eastAsia="Times New Roman" w:hAnsi="Times New Roman" w:cs="Times New Roman"/>
@@ -8191,6 +8521,7 @@
         </w:rPr>
         <w:t>parkingService</w:t>
       </w:r>
+      <w:proofErr w:type="spellEnd"/>
       <w:r>
         <w:rPr>
           <w:rFonts w:ascii="Times New Roman" w:eastAsia="Times New Roman" w:hAnsi="Times New Roman" w:cs="Times New Roman"/>
@@ -8442,6 +8773,7 @@
         </w:rPr>
         <w:t xml:space="preserve"> - Код </w:t>
       </w:r>
+      <w:proofErr w:type="spellStart"/>
       <w:r>
         <w:rPr>
           <w:rFonts w:ascii="Times New Roman" w:eastAsia="Times New Roman" w:hAnsi="Times New Roman" w:cs="Times New Roman"/>
@@ -8451,6 +8783,7 @@
         </w:rPr>
         <w:t>parkingService</w:t>
       </w:r>
+      <w:proofErr w:type="spellEnd"/>
     </w:p>
     <w:p>
       <w:pPr>
@@ -10046,8 +10379,39 @@
           <w:szCs w:val="28"/>
           <w:lang w:val="en-US" w:eastAsia="ru-RU"/>
         </w:rPr>
-        <w:t>JavaScript, включая математические</w:t>
-      </w:r>
+        <w:t xml:space="preserve">JavaScript, </w:t>
+      </w:r>
+      <w:proofErr w:type="spellStart"/>
+      <w:r>
+        <w:rPr>
+          <w:rFonts w:ascii="Times New Roman" w:hAnsi="Times New Roman" w:cs="Times New Roman"/>
+          <w:sz w:val="28"/>
+          <w:szCs w:val="28"/>
+          <w:lang w:val="en-US" w:eastAsia="ru-RU"/>
+        </w:rPr>
+        <w:t>включая</w:t>
+      </w:r>
+      <w:proofErr w:type="spellEnd"/>
+      <w:r>
+        <w:rPr>
+          <w:rFonts w:ascii="Times New Roman" w:hAnsi="Times New Roman" w:cs="Times New Roman"/>
+          <w:sz w:val="28"/>
+          <w:szCs w:val="28"/>
+          <w:lang w:val="en-US" w:eastAsia="ru-RU"/>
+        </w:rPr>
+        <w:t xml:space="preserve"> </w:t>
+      </w:r>
+      <w:proofErr w:type="spellStart"/>
+      <w:r>
+        <w:rPr>
+          <w:rFonts w:ascii="Times New Roman" w:hAnsi="Times New Roman" w:cs="Times New Roman"/>
+          <w:sz w:val="28"/>
+          <w:szCs w:val="28"/>
+          <w:lang w:val="en-US" w:eastAsia="ru-RU"/>
+        </w:rPr>
+        <w:t>математические</w:t>
+      </w:r>
+      <w:proofErr w:type="spellEnd"/>
       <w:r>
         <w:rPr>
           <w:rFonts w:ascii="Times New Roman" w:hAnsi="Times New Roman" w:cs="Times New Roman"/>
@@ -10463,7 +10827,7 @@
         <w:sz w:val="28"/>
         <w:szCs w:val="28"/>
       </w:rPr>
-      <w:t>21</w:t>
+      <w:t>2</w:t>
     </w:r>
     <w:r>
       <w:rPr>
@@ -28298,7 +28662,7 @@
 </file>
 
 <file path=customXml/itemProps2.xml><?xml version="1.0" encoding="utf-8"?>
-<ds:datastoreItem xmlns:ds="http://schemas.openxmlformats.org/officeDocument/2006/customXml" ds:itemID="{D45CF7AF-5E49-4630-9848-9713250FC84F}">
+<ds:datastoreItem xmlns:ds="http://schemas.openxmlformats.org/officeDocument/2006/customXml" ds:itemID="{2CCC5C68-6908-42C2-979A-17EF1018DAC0}">
   <ds:schemaRefs>
     <ds:schemaRef ds:uri="http://schemas.openxmlformats.org/officeDocument/2006/bibliography"/>
   </ds:schemaRefs>

--- a/РПЗ Длютров РТ5-41.docx
+++ b/РПЗ Длютров РТ5-41.docx
@@ -111,7 +111,7 @@
                     </wp:anchor>
                   </w:drawing>
                 </mc:Choice>
-                <mc:Fallback xmlns:cx="http://schemas.microsoft.com/office/drawing/2014/chartex" xmlns:cx1="http://schemas.microsoft.com/office/drawing/2015/9/8/chartex" xmlns:cx2="http://schemas.microsoft.com/office/drawing/2015/10/21/chartex" xmlns:cx3="http://schemas.microsoft.com/office/drawing/2016/5/9/chartex" xmlns:cx4="http://schemas.microsoft.com/office/drawing/2016/5/10/chartex" xmlns:cx5="http://schemas.microsoft.com/office/drawing/2016/5/11/chartex" xmlns:cx6="http://schemas.microsoft.com/office/drawing/2016/5/12/chartex" xmlns:cx7="http://schemas.microsoft.com/office/drawing/2016/5/13/chartex" xmlns:cx8="http://schemas.microsoft.com/office/drawing/2016/5/14/chartex" xmlns:aink="http://schemas.microsoft.com/office/drawing/2016/ink" xmlns:am3d="http://schemas.microsoft.com/office/drawing/2017/model3d" xmlns:w16cid="http://schemas.microsoft.com/office/word/2016/wordml/cid" xmlns:w16se="http://schemas.microsoft.com/office/word/2015/wordml/symex" xmlns:a="http://schemas.openxmlformats.org/drawingml/2006/main" xmlns:w16sdtfl="http://schemas.microsoft.com/office/word/2024/wordml/sdtformatlock" xmlns:w16sdtdh="http://schemas.microsoft.com/office/word/2020/wordml/sdtdatahash" xmlns:w16du="http://schemas.microsoft.com/office/word/2023/wordml/word16du" xmlns:w16="http://schemas.microsoft.com/office/word/2018/wordml" xmlns:w16cex="http://schemas.microsoft.com/office/word/2018/wordml/cex" xmlns:oel="http://schemas.microsoft.com/office/2019/extlst">
+                <mc:Fallback xmlns:oel="http://schemas.microsoft.com/office/2019/extlst" xmlns:w16cex="http://schemas.microsoft.com/office/word/2018/wordml/cex" xmlns:w16="http://schemas.microsoft.com/office/word/2018/wordml" xmlns:w16du="http://schemas.microsoft.com/office/word/2023/wordml/word16du" xmlns:w16sdtdh="http://schemas.microsoft.com/office/word/2020/wordml/sdtdatahash" xmlns:w16sdtfl="http://schemas.microsoft.com/office/word/2024/wordml/sdtformatlock" xmlns:a="http://schemas.openxmlformats.org/drawingml/2006/main" xmlns:w16se="http://schemas.microsoft.com/office/word/2015/wordml/symex" xmlns:w16cid="http://schemas.microsoft.com/office/word/2016/wordml/cid" xmlns:am3d="http://schemas.microsoft.com/office/drawing/2017/model3d" xmlns:aink="http://schemas.microsoft.com/office/drawing/2016/ink" xmlns:cx8="http://schemas.microsoft.com/office/drawing/2016/5/14/chartex" xmlns:cx7="http://schemas.microsoft.com/office/drawing/2016/5/13/chartex" xmlns:cx6="http://schemas.microsoft.com/office/drawing/2016/5/12/chartex" xmlns:cx5="http://schemas.microsoft.com/office/drawing/2016/5/11/chartex" xmlns:cx4="http://schemas.microsoft.com/office/drawing/2016/5/10/chartex" xmlns:cx3="http://schemas.microsoft.com/office/drawing/2016/5/9/chartex" xmlns:cx2="http://schemas.microsoft.com/office/drawing/2015/10/21/chartex" xmlns:cx1="http://schemas.microsoft.com/office/drawing/2015/9/8/chartex" xmlns:cx="http://schemas.microsoft.com/office/drawing/2014/chartex">
                   <w:pict>
                     <v:shapetype type="#_x0000_t75" o:spt="75" coordsize="21600,21600" o:preferrelative="t" path="m@4@5l@4@11@9@11@9@5xe">
                       <v:formulas>
@@ -1869,7 +1869,16 @@
           <w:szCs w:val="28"/>
           <w:lang w:val="en-US"/>
         </w:rPr>
-        <w:t xml:space="preserve">XHRHttpRequest </w:t>
+        <w:t>XHRHttpRequest</w:t>
+      </w:r>
+      <w:r>
+        <w:rPr>
+          <w:rFonts w:ascii="Times New Roman" w:hAnsi="Times New Roman" w:cs="Times New Roman"/>
+          <w:color w:val="000000" w:themeColor="text1"/>
+          <w:sz w:val="28"/>
+          <w:szCs w:val="28"/>
+        </w:rPr>
+        <w:t xml:space="preserve"> </w:t>
       </w:r>
       <w:r>
         <w:rPr>
@@ -2296,12 +2305,14 @@
       <w:r>
         <w:rPr>
           <w:rFonts w:ascii="Times New Roman" w:eastAsia="Times New Roman" w:hAnsi="Times New Roman" w:cs="Times New Roman"/>
-          <w:sz w:val="28"/>
-          <w:szCs w:val="28"/>
+          <w:noProof/>
+          <w:sz w:val="28"/>
+          <w:szCs w:val="28"/>
+          <w:lang w:eastAsia="ru-RU"/>
         </w:rPr>
         <w:drawing>
-          <wp:inline distT="0" distB="0" distL="0" distR="0" wp14:anchorId="744287DE" wp14:editId="3A6F33AD">
-            <wp:extent cx="6122670" cy="1316990"/>
+          <wp:inline distT="0" distB="0" distL="0" distR="0" wp14:anchorId="744287DE" wp14:editId="460A965D">
+            <wp:extent cx="2955884" cy="3451860"/>
             <wp:effectExtent l="0" t="0" r="0" b="0"/>
             <wp:docPr id="41" name="Рисунок 41"/>
             <wp:cNvGraphicFramePr>
@@ -2314,20 +2325,27 @@
                     <pic:cNvPr id="1" name=""/>
                     <pic:cNvPicPr/>
                   </pic:nvPicPr>
-                  <pic:blipFill>
+                  <pic:blipFill rotWithShape="1">
                     <a:blip r:embed="rId13"/>
-                    <a:stretch>
-                      <a:fillRect/>
-                    </a:stretch>
+                    <a:srcRect l="40946" r="40635"/>
+                    <a:stretch/>
                   </pic:blipFill>
-                  <pic:spPr>
+                  <pic:spPr bwMode="auto">
                     <a:xfrm>
                       <a:off x="0" y="0"/>
-                      <a:ext cx="6122670" cy="1316990"/>
+                      <a:ext cx="2985803" cy="3486799"/>
                     </a:xfrm>
                     <a:prstGeom prst="rect">
                       <a:avLst/>
                     </a:prstGeom>
+                    <a:ln>
+                      <a:noFill/>
+                    </a:ln>
+                    <a:extLst>
+                      <a:ext uri="{53640926-AAD7-44D8-BBD7-CCE9431645EC}">
+                        <a14:shadowObscured xmlns:a14="http://schemas.microsoft.com/office/drawing/2010/main"/>
+                      </a:ext>
+                    </a:extLst>
                   </pic:spPr>
                 </pic:pic>
               </a:graphicData>
@@ -2399,6 +2417,24 @@
         </w:rPr>
         <w:lastRenderedPageBreak/>
         <w:t>Интерфейс оформлен по образцу сайта московского паркинга</w:t>
+      </w:r>
+      <w:r>
+        <w:rPr>
+          <w:rFonts w:ascii="Times New Roman" w:eastAsia="Times New Roman" w:hAnsi="Times New Roman" w:cs="Times New Roman"/>
+          <w:color w:val="000000" w:themeColor="text1"/>
+          <w:sz w:val="28"/>
+          <w:szCs w:val="28"/>
+        </w:rPr>
+        <w:t xml:space="preserve"> </w:t>
+      </w:r>
+      <w:r>
+        <w:rPr>
+          <w:rFonts w:ascii="Times New Roman" w:eastAsia="Times New Roman" w:hAnsi="Times New Roman" w:cs="Times New Roman"/>
+          <w:color w:val="000000" w:themeColor="text1"/>
+          <w:sz w:val="28"/>
+          <w:szCs w:val="28"/>
+        </w:rPr>
+        <w:t>[1]</w:t>
       </w:r>
       <w:r>
         <w:rPr>
@@ -2689,6 +2725,8 @@
       <w:r>
         <w:rPr>
           <w:b/>
+          <w:noProof/>
+          <w:lang w:eastAsia="ru-RU"/>
         </w:rPr>
         <w:drawing>
           <wp:inline distT="0" distB="0" distL="0" distR="0" wp14:anchorId="0882397B" wp14:editId="06E3C914">
@@ -2848,6 +2886,10 @@
         <w:jc w:val="center"/>
       </w:pPr>
       <w:r>
+        <w:rPr>
+          <w:noProof/>
+          <w:lang w:eastAsia="ru-RU"/>
+        </w:rPr>
         <w:drawing>
           <wp:inline distT="0" distB="0" distL="0" distR="0" wp14:anchorId="2A4A033F" wp14:editId="746B5FED">
             <wp:extent cx="3762900" cy="2172003"/>
@@ -3019,8 +3061,10 @@
       <w:r>
         <w:rPr>
           <w:rFonts w:ascii="Times New Roman" w:eastAsia="Times New Roman" w:hAnsi="Times New Roman" w:cs="Times New Roman"/>
-          <w:sz w:val="28"/>
-          <w:szCs w:val="28"/>
+          <w:noProof/>
+          <w:sz w:val="28"/>
+          <w:szCs w:val="28"/>
+          <w:lang w:eastAsia="ru-RU"/>
         </w:rPr>
         <w:drawing>
           <wp:inline distT="0" distB="0" distL="0" distR="0" wp14:anchorId="5331A48E" wp14:editId="3282BAAC">
@@ -3561,9 +3605,9 @@
           <w:lang w:eastAsia="ru-RU"/>
         </w:rPr>
         <w:drawing>
-          <wp:inline distT="0" distB="0" distL="0" distR="0" wp14:anchorId="6BD49191" wp14:editId="6595542D">
-            <wp:extent cx="6122670" cy="1265555"/>
-            <wp:effectExtent l="0" t="0" r="0" b="0"/>
+          <wp:inline distT="0" distB="0" distL="0" distR="0" wp14:anchorId="6BD49191" wp14:editId="3752C1B5">
+            <wp:extent cx="3059409" cy="3299460"/>
+            <wp:effectExtent l="0" t="0" r="8255" b="0"/>
             <wp:docPr id="2" name="Рисунок 2"/>
             <wp:cNvGraphicFramePr>
               <a:graphicFrameLocks xmlns:a="http://schemas.openxmlformats.org/drawingml/2006/main" noChangeAspect="1"/>
@@ -3575,20 +3619,27 @@
                     <pic:cNvPr id="1" name=""/>
                     <pic:cNvPicPr/>
                   </pic:nvPicPr>
-                  <pic:blipFill>
+                  <pic:blipFill rotWithShape="1">
                     <a:blip r:embed="rId18"/>
-                    <a:stretch>
-                      <a:fillRect/>
-                    </a:stretch>
+                    <a:srcRect l="40448" r="40386"/>
+                    <a:stretch/>
                   </pic:blipFill>
-                  <pic:spPr>
+                  <pic:spPr bwMode="auto">
                     <a:xfrm>
                       <a:off x="0" y="0"/>
-                      <a:ext cx="6122670" cy="1265555"/>
+                      <a:ext cx="3084758" cy="3326798"/>
                     </a:xfrm>
                     <a:prstGeom prst="rect">
                       <a:avLst/>
                     </a:prstGeom>
+                    <a:ln>
+                      <a:noFill/>
+                    </a:ln>
+                    <a:extLst>
+                      <a:ext uri="{53640926-AAD7-44D8-BBD7-CCE9431645EC}">
+                        <a14:shadowObscured xmlns:a14="http://schemas.microsoft.com/office/drawing/2010/main"/>
+                      </a:ext>
+                    </a:extLst>
                   </pic:spPr>
                 </pic:pic>
               </a:graphicData>
@@ -3790,6 +3841,15 @@
           <w:rFonts w:ascii="Times New Roman" w:eastAsia="Times New Roman" w:hAnsi="Times New Roman" w:cs="Times New Roman"/>
           <w:sz w:val="28"/>
           <w:szCs w:val="24"/>
+          <w:lang w:val="en-US"/>
+        </w:rPr>
+        <w:t xml:space="preserve"> [2]</w:t>
+      </w:r>
+      <w:r>
+        <w:rPr>
+          <w:rFonts w:ascii="Times New Roman" w:eastAsia="Times New Roman" w:hAnsi="Times New Roman" w:cs="Times New Roman"/>
+          <w:sz w:val="28"/>
+          <w:szCs w:val="24"/>
         </w:rPr>
         <w:t>.</w:t>
       </w:r>
@@ -3906,7 +3966,6 @@
           <w:rFonts w:ascii="Times New Roman" w:eastAsia="Times New Roman" w:hAnsi="Times New Roman" w:cs="Times New Roman"/>
           <w:sz w:val="28"/>
           <w:szCs w:val="24"/>
-          <w:lang w:val="en-US"/>
         </w:rPr>
       </w:pPr>
     </w:p>
@@ -3924,8 +3983,10 @@
       <w:r>
         <w:rPr>
           <w:rFonts w:ascii="Times New Roman" w:eastAsia="Times New Roman" w:hAnsi="Times New Roman" w:cs="Times New Roman"/>
-          <w:sz w:val="28"/>
-          <w:szCs w:val="24"/>
+          <w:noProof/>
+          <w:sz w:val="28"/>
+          <w:szCs w:val="24"/>
+          <w:lang w:eastAsia="ru-RU"/>
         </w:rPr>
         <w:drawing>
           <wp:inline distT="0" distB="0" distL="0" distR="0" wp14:anchorId="05C7726A" wp14:editId="52F6EAEE">
@@ -4163,6 +4224,15 @@
           <w:rFonts w:ascii="Times New Roman" w:eastAsia="Times New Roman" w:hAnsi="Times New Roman" w:cs="Times New Roman"/>
           <w:sz w:val="28"/>
           <w:szCs w:val="24"/>
+          <w:lang w:val="en-US" w:eastAsia="ru-RU"/>
+        </w:rPr>
+        <w:t xml:space="preserve"> [2]</w:t>
+      </w:r>
+      <w:r>
+        <w:rPr>
+          <w:rFonts w:ascii="Times New Roman" w:eastAsia="Times New Roman" w:hAnsi="Times New Roman" w:cs="Times New Roman"/>
+          <w:sz w:val="28"/>
+          <w:szCs w:val="24"/>
           <w:lang w:eastAsia="ru-RU"/>
         </w:rPr>
         <w:t xml:space="preserve">. </w:t>
@@ -5242,8 +5312,10 @@
       <w:r>
         <w:rPr>
           <w:rFonts w:ascii="Times New Roman" w:eastAsia="Times New Roman" w:hAnsi="Times New Roman" w:cs="Times New Roman"/>
-          <w:sz w:val="28"/>
-          <w:szCs w:val="24"/>
+          <w:noProof/>
+          <w:sz w:val="28"/>
+          <w:szCs w:val="24"/>
+          <w:lang w:eastAsia="ru-RU"/>
         </w:rPr>
         <w:drawing>
           <wp:inline distT="0" distB="0" distL="0" distR="0" wp14:anchorId="2FEE33D0" wp14:editId="2D710043">
@@ -5296,8 +5368,10 @@
       <w:r>
         <w:rPr>
           <w:rFonts w:ascii="Times New Roman" w:eastAsia="Times New Roman" w:hAnsi="Times New Roman" w:cs="Times New Roman"/>
-          <w:sz w:val="28"/>
-          <w:szCs w:val="24"/>
+          <w:noProof/>
+          <w:sz w:val="28"/>
+          <w:szCs w:val="24"/>
+          <w:lang w:eastAsia="ru-RU"/>
         </w:rPr>
         <w:drawing>
           <wp:inline distT="0" distB="0" distL="0" distR="0" wp14:anchorId="5915485B" wp14:editId="2979E4F1">
@@ -5350,8 +5424,10 @@
       <w:r>
         <w:rPr>
           <w:rFonts w:ascii="Times New Roman" w:eastAsia="Times New Roman" w:hAnsi="Times New Roman" w:cs="Times New Roman"/>
-          <w:sz w:val="28"/>
-          <w:szCs w:val="24"/>
+          <w:noProof/>
+          <w:sz w:val="28"/>
+          <w:szCs w:val="24"/>
+          <w:lang w:eastAsia="ru-RU"/>
         </w:rPr>
         <w:lastRenderedPageBreak/>
         <w:drawing>
@@ -5407,6 +5483,7 @@
           <w:rFonts w:ascii="Times New Roman" w:eastAsia="Times New Roman" w:hAnsi="Times New Roman" w:cs="Times New Roman"/>
           <w:sz w:val="28"/>
           <w:szCs w:val="24"/>
+          <w:lang w:val="en-US"/>
         </w:rPr>
       </w:pPr>
       <w:r>
@@ -5728,8 +5805,10 @@
       <w:r>
         <w:rPr>
           <w:rFonts w:ascii="Times New Roman" w:hAnsi="Times New Roman" w:cs="Times New Roman"/>
-          <w:color w:val="000000" w:themeColor="text1"/>
-          <w:sz w:val="28"/>
+          <w:noProof/>
+          <w:color w:val="000000" w:themeColor="text1"/>
+          <w:sz w:val="28"/>
+          <w:lang w:eastAsia="ru-RU"/>
         </w:rPr>
         <w:drawing>
           <wp:inline distT="0" distB="0" distL="0" distR="0" wp14:anchorId="3F724DB9" wp14:editId="3F2C4B2D">
@@ -5879,13 +5958,15 @@
       <w:r>
         <w:rPr>
           <w:rFonts w:ascii="Times New Roman" w:hAnsi="Times New Roman" w:cs="Times New Roman"/>
-          <w:color w:val="000000" w:themeColor="text1"/>
-          <w:sz w:val="28"/>
+          <w:noProof/>
+          <w:color w:val="000000" w:themeColor="text1"/>
+          <w:sz w:val="28"/>
+          <w:lang w:eastAsia="ru-RU"/>
         </w:rPr>
         <w:drawing>
-          <wp:inline distT="0" distB="0" distL="0" distR="0" wp14:anchorId="7E1D98E5" wp14:editId="219E6827">
-            <wp:extent cx="6122670" cy="1840230"/>
-            <wp:effectExtent l="0" t="0" r="0" b="7620"/>
+          <wp:inline distT="0" distB="0" distL="0" distR="0" wp14:anchorId="7E1D98E5" wp14:editId="650620E2">
+            <wp:extent cx="5468226" cy="2529840"/>
+            <wp:effectExtent l="0" t="0" r="0" b="3810"/>
             <wp:docPr id="47" name="Рисунок 47"/>
             <wp:cNvGraphicFramePr>
               <a:graphicFrameLocks xmlns:a="http://schemas.openxmlformats.org/drawingml/2006/main" noChangeAspect="1"/>
@@ -5897,20 +5978,27 @@
                     <pic:cNvPr id="1" name=""/>
                     <pic:cNvPicPr/>
                   </pic:nvPicPr>
-                  <pic:blipFill>
+                  <pic:blipFill rotWithShape="1">
                     <a:blip r:embed="rId31"/>
-                    <a:stretch>
-                      <a:fillRect/>
-                    </a:stretch>
+                    <a:srcRect l="17798" r="17236"/>
+                    <a:stretch/>
                   </pic:blipFill>
-                  <pic:spPr>
+                  <pic:spPr bwMode="auto">
                     <a:xfrm>
                       <a:off x="0" y="0"/>
-                      <a:ext cx="6122670" cy="1840230"/>
+                      <a:ext cx="5472647" cy="2531885"/>
                     </a:xfrm>
                     <a:prstGeom prst="rect">
                       <a:avLst/>
                     </a:prstGeom>
+                    <a:ln>
+                      <a:noFill/>
+                    </a:ln>
+                    <a:extLst>
+                      <a:ext uri="{53640926-AAD7-44D8-BBD7-CCE9431645EC}">
+                        <a14:shadowObscured xmlns:a14="http://schemas.microsoft.com/office/drawing/2010/main"/>
+                      </a:ext>
+                    </a:extLst>
                   </pic:spPr>
                 </pic:pic>
               </a:graphicData>
@@ -6050,13 +6138,15 @@
       <w:r>
         <w:rPr>
           <w:rFonts w:ascii="Times New Roman" w:hAnsi="Times New Roman" w:cs="Times New Roman"/>
-          <w:color w:val="000000" w:themeColor="text1"/>
-          <w:sz w:val="28"/>
+          <w:noProof/>
+          <w:color w:val="000000" w:themeColor="text1"/>
+          <w:sz w:val="28"/>
+          <w:lang w:eastAsia="ru-RU"/>
         </w:rPr>
         <w:drawing>
-          <wp:inline distT="0" distB="0" distL="0" distR="0" wp14:anchorId="3104537D" wp14:editId="481EC381">
-            <wp:extent cx="6122670" cy="1036320"/>
-            <wp:effectExtent l="0" t="0" r="0" b="0"/>
+          <wp:inline distT="0" distB="0" distL="0" distR="0" wp14:anchorId="3104537D" wp14:editId="152083CC">
+            <wp:extent cx="3417794" cy="1859280"/>
+            <wp:effectExtent l="0" t="0" r="0" b="7620"/>
             <wp:docPr id="48" name="Рисунок 48"/>
             <wp:cNvGraphicFramePr>
               <a:graphicFrameLocks xmlns:a="http://schemas.openxmlformats.org/drawingml/2006/main" noChangeAspect="1"/>
@@ -6068,20 +6158,27 @@
                     <pic:cNvPr id="1" name=""/>
                     <pic:cNvPicPr/>
                   </pic:nvPicPr>
-                  <pic:blipFill>
+                  <pic:blipFill rotWithShape="1">
                     <a:blip r:embed="rId32"/>
-                    <a:stretch>
-                      <a:fillRect/>
-                    </a:stretch>
+                    <a:srcRect r="68886"/>
+                    <a:stretch/>
                   </pic:blipFill>
-                  <pic:spPr>
+                  <pic:spPr bwMode="auto">
                     <a:xfrm>
                       <a:off x="0" y="0"/>
-                      <a:ext cx="6122670" cy="1036320"/>
+                      <a:ext cx="3424681" cy="1863027"/>
                     </a:xfrm>
                     <a:prstGeom prst="rect">
                       <a:avLst/>
                     </a:prstGeom>
+                    <a:ln>
+                      <a:noFill/>
+                    </a:ln>
+                    <a:extLst>
+                      <a:ext uri="{53640926-AAD7-44D8-BBD7-CCE9431645EC}">
+                        <a14:shadowObscured xmlns:a14="http://schemas.microsoft.com/office/drawing/2010/main"/>
+                      </a:ext>
+                    </a:extLst>
                   </pic:spPr>
                 </pic:pic>
               </a:graphicData>
@@ -6110,6 +6207,22 @@
         </w:rPr>
         <w:t>Рисунок 18 – Вид страницы парковки</w:t>
       </w:r>
+      <w:r>
+        <w:rPr>
+          <w:rFonts w:ascii="Times New Roman" w:hAnsi="Times New Roman" w:cs="Times New Roman"/>
+          <w:color w:val="000000" w:themeColor="text1"/>
+          <w:sz w:val="28"/>
+        </w:rPr>
+        <w:t xml:space="preserve"> (</w:t>
+      </w:r>
+      <w:r>
+        <w:rPr>
+          <w:rFonts w:ascii="Times New Roman" w:hAnsi="Times New Roman" w:cs="Times New Roman"/>
+          <w:color w:val="000000" w:themeColor="text1"/>
+          <w:sz w:val="28"/>
+        </w:rPr>
+        <w:t>левая часть, в правой – продолжение картинки)</w:t>
+      </w:r>
     </w:p>
     <w:p>
       <w:pPr>
@@ -6202,8 +6315,10 @@
       <w:r>
         <w:rPr>
           <w:rFonts w:ascii="Times New Roman" w:hAnsi="Times New Roman" w:cs="Times New Roman"/>
-          <w:color w:val="000000" w:themeColor="text1"/>
-          <w:sz w:val="28"/>
+          <w:noProof/>
+          <w:color w:val="000000" w:themeColor="text1"/>
+          <w:sz w:val="28"/>
+          <w:lang w:eastAsia="ru-RU"/>
         </w:rPr>
         <w:drawing>
           <wp:inline distT="0" distB="0" distL="0" distR="0" wp14:anchorId="2FEB8A62" wp14:editId="464E8367">
@@ -6323,8 +6438,10 @@
       <w:r>
         <w:rPr>
           <w:rFonts w:ascii="Times New Roman" w:hAnsi="Times New Roman" w:cs="Times New Roman"/>
-          <w:color w:val="000000" w:themeColor="text1"/>
-          <w:sz w:val="28"/>
+          <w:noProof/>
+          <w:color w:val="000000" w:themeColor="text1"/>
+          <w:sz w:val="28"/>
+          <w:lang w:eastAsia="ru-RU"/>
         </w:rPr>
         <w:drawing>
           <wp:inline distT="0" distB="0" distL="0" distR="0" wp14:anchorId="7AA154E6" wp14:editId="6A2337BB">
@@ -6539,8 +6656,10 @@
       <w:r>
         <w:rPr>
           <w:rFonts w:ascii="Times New Roman" w:hAnsi="Times New Roman" w:cs="Times New Roman"/>
-          <w:color w:val="000000" w:themeColor="text1"/>
-          <w:sz w:val="28"/>
+          <w:noProof/>
+          <w:color w:val="000000" w:themeColor="text1"/>
+          <w:sz w:val="28"/>
+          <w:lang w:eastAsia="ru-RU"/>
         </w:rPr>
         <w:drawing>
           <wp:inline distT="0" distB="0" distL="0" distR="0" wp14:anchorId="4353BFAB" wp14:editId="1B6CB4FD">
@@ -6686,8 +6805,10 @@
       <w:r>
         <w:rPr>
           <w:rFonts w:ascii="Times New Roman" w:hAnsi="Times New Roman" w:cs="Times New Roman"/>
-          <w:color w:val="000000" w:themeColor="text1"/>
-          <w:sz w:val="28"/>
+          <w:noProof/>
+          <w:color w:val="000000" w:themeColor="text1"/>
+          <w:sz w:val="28"/>
+          <w:lang w:eastAsia="ru-RU"/>
         </w:rPr>
         <w:drawing>
           <wp:inline distT="0" distB="0" distL="0" distR="0" wp14:anchorId="45DD1558" wp14:editId="11365D33">
@@ -6959,6 +7080,7 @@
       <w:r>
         <w:rPr>
           <w:rFonts w:ascii="Times New Roman" w:hAnsi="Times New Roman" w:cs="Times New Roman"/>
+          <w:noProof/>
           <w:sz w:val="28"/>
           <w:szCs w:val="28"/>
           <w:lang w:eastAsia="ru-RU"/>
@@ -7117,6 +7239,7 @@
       <w:r>
         <w:rPr>
           <w:rFonts w:ascii="Times New Roman" w:hAnsi="Times New Roman" w:cs="Times New Roman"/>
+          <w:noProof/>
           <w:sz w:val="28"/>
           <w:szCs w:val="28"/>
           <w:lang w:eastAsia="ru-RU"/>
@@ -7294,6 +7417,7 @@
       <w:r>
         <w:rPr>
           <w:rFonts w:ascii="Times New Roman" w:hAnsi="Times New Roman" w:cs="Times New Roman"/>
+          <w:noProof/>
           <w:sz w:val="28"/>
           <w:szCs w:val="28"/>
           <w:lang w:eastAsia="ru-RU"/>
@@ -7470,14 +7594,15 @@
       <w:r>
         <w:rPr>
           <w:rFonts w:ascii="Times New Roman" w:hAnsi="Times New Roman" w:cs="Times New Roman"/>
+          <w:noProof/>
           <w:sz w:val="28"/>
           <w:szCs w:val="28"/>
           <w:lang w:eastAsia="ru-RU"/>
         </w:rPr>
         <w:drawing>
-          <wp:inline distT="0" distB="0" distL="0" distR="0" wp14:anchorId="56AD0233" wp14:editId="290B0E66">
-            <wp:extent cx="6122670" cy="1112520"/>
-            <wp:effectExtent l="0" t="0" r="0" b="0"/>
+          <wp:inline distT="0" distB="0" distL="0" distR="0" wp14:anchorId="56AD0233" wp14:editId="2B57209C">
+            <wp:extent cx="2444602" cy="1878484"/>
+            <wp:effectExtent l="0" t="0" r="0" b="7620"/>
             <wp:docPr id="56" name="Рисунок 56"/>
             <wp:cNvGraphicFramePr>
               <a:graphicFrameLocks xmlns:a="http://schemas.openxmlformats.org/drawingml/2006/main" noChangeAspect="1"/>
@@ -7489,20 +7614,27 @@
                     <pic:cNvPr id="1" name=""/>
                     <pic:cNvPicPr/>
                   </pic:nvPicPr>
-                  <pic:blipFill>
+                  <pic:blipFill rotWithShape="1">
                     <a:blip r:embed="rId40"/>
-                    <a:stretch>
-                      <a:fillRect/>
-                    </a:stretch>
+                    <a:srcRect r="76353"/>
+                    <a:stretch/>
                   </pic:blipFill>
-                  <pic:spPr>
+                  <pic:spPr bwMode="auto">
                     <a:xfrm>
                       <a:off x="0" y="0"/>
-                      <a:ext cx="6122670" cy="1112520"/>
+                      <a:ext cx="2458807" cy="1889399"/>
                     </a:xfrm>
                     <a:prstGeom prst="rect">
                       <a:avLst/>
                     </a:prstGeom>
+                    <a:ln>
+                      <a:noFill/>
+                    </a:ln>
+                    <a:extLst>
+                      <a:ext uri="{53640926-AAD7-44D8-BBD7-CCE9431645EC}">
+                        <a14:shadowObscured xmlns:a14="http://schemas.microsoft.com/office/drawing/2010/main"/>
+                      </a:ext>
+                    </a:extLst>
                   </pic:spPr>
                 </pic:pic>
               </a:graphicData>
@@ -7608,6 +7740,15 @@
           <w:szCs w:val="28"/>
           <w:lang w:eastAsia="ru-RU"/>
         </w:rPr>
+        <w:t xml:space="preserve"> [2]</w:t>
+      </w:r>
+      <w:r>
+        <w:rPr>
+          <w:rFonts w:ascii="Times New Roman" w:hAnsi="Times New Roman" w:cs="Times New Roman"/>
+          <w:sz w:val="28"/>
+          <w:szCs w:val="28"/>
+          <w:lang w:eastAsia="ru-RU"/>
+        </w:rPr>
         <w:t>, добавить на страницу парковки трёхмерную модель</w:t>
       </w:r>
       <w:r>
@@ -7804,14 +7945,15 @@
       <w:r>
         <w:rPr>
           <w:rFonts w:ascii="Times New Roman" w:hAnsi="Times New Roman" w:cs="Times New Roman"/>
+          <w:noProof/>
           <w:sz w:val="28"/>
           <w:szCs w:val="28"/>
           <w:lang w:eastAsia="ru-RU"/>
         </w:rPr>
         <w:drawing>
-          <wp:inline distT="0" distB="0" distL="0" distR="0" wp14:anchorId="606A780B" wp14:editId="608EB60F">
-            <wp:extent cx="6122670" cy="2835910"/>
-            <wp:effectExtent l="0" t="0" r="0" b="2540"/>
+          <wp:inline distT="0" distB="0" distL="0" distR="0" wp14:anchorId="606A780B" wp14:editId="062C7282">
+            <wp:extent cx="5695950" cy="2638261"/>
+            <wp:effectExtent l="0" t="0" r="0" b="0"/>
             <wp:docPr id="57" name="Рисунок 57"/>
             <wp:cNvGraphicFramePr>
               <a:graphicFrameLocks xmlns:a="http://schemas.openxmlformats.org/drawingml/2006/main" noChangeAspect="1"/>
@@ -7832,7 +7974,7 @@
                   <pic:spPr>
                     <a:xfrm>
                       <a:off x="0" y="0"/>
-                      <a:ext cx="6122670" cy="2835910"/>
+                      <a:ext cx="5710966" cy="2645216"/>
                     </a:xfrm>
                     <a:prstGeom prst="rect">
                       <a:avLst/>
@@ -7911,7 +8053,7 @@
           <w:color w:val="000000" w:themeColor="text1"/>
           <w:sz w:val="28"/>
           <w:szCs w:val="28"/>
-          <w:lang w:val="en-US" w:eastAsia="ru-RU"/>
+          <w:lang w:eastAsia="ru-RU"/>
         </w:rPr>
       </w:pPr>
       <w:r>
@@ -8848,6 +8990,15 @@
           <w:szCs w:val="24"/>
           <w:lang w:eastAsia="ru-RU"/>
         </w:rPr>
+        <w:t xml:space="preserve"> [2]</w:t>
+      </w:r>
+      <w:r>
+        <w:rPr>
+          <w:rFonts w:ascii="Times New Roman" w:eastAsia="Times New Roman" w:hAnsi="Times New Roman" w:cs="Times New Roman"/>
+          <w:sz w:val="28"/>
+          <w:szCs w:val="24"/>
+          <w:lang w:eastAsia="ru-RU"/>
+        </w:rPr>
         <w:t>.</w:t>
       </w:r>
       <w:r>
@@ -8889,6 +9040,7 @@
       <w:r>
         <w:rPr>
           <w:rFonts w:ascii="Times New Roman" w:eastAsia="Times New Roman" w:hAnsi="Times New Roman" w:cs="Times New Roman"/>
+          <w:noProof/>
           <w:sz w:val="28"/>
           <w:szCs w:val="24"/>
           <w:lang w:eastAsia="ru-RU"/>
@@ -8945,6 +9097,7 @@
       <w:r>
         <w:rPr>
           <w:rFonts w:ascii="Times New Roman" w:eastAsia="Times New Roman" w:hAnsi="Times New Roman" w:cs="Times New Roman"/>
+          <w:noProof/>
           <w:sz w:val="28"/>
           <w:szCs w:val="24"/>
           <w:lang w:eastAsia="ru-RU"/>
@@ -9009,6 +9162,7 @@
       <w:r>
         <w:rPr>
           <w:rFonts w:ascii="Times New Roman" w:eastAsia="Times New Roman" w:hAnsi="Times New Roman" w:cs="Times New Roman"/>
+          <w:noProof/>
           <w:sz w:val="28"/>
           <w:szCs w:val="24"/>
           <w:lang w:eastAsia="ru-RU"/>
@@ -9059,43 +9213,43 @@
           <w:rFonts w:ascii="Times New Roman" w:eastAsia="Times New Roman" w:hAnsi="Times New Roman" w:cs="Times New Roman"/>
           <w:sz w:val="28"/>
           <w:szCs w:val="24"/>
+          <w:lang w:eastAsia="ru-RU"/>
+        </w:rPr>
+      </w:pPr>
+      <w:r>
+        <w:rPr>
+          <w:rFonts w:ascii="Times New Roman" w:eastAsia="Times New Roman" w:hAnsi="Times New Roman" w:cs="Times New Roman"/>
+          <w:sz w:val="28"/>
+          <w:szCs w:val="24"/>
+          <w:lang w:eastAsia="ru-RU"/>
+        </w:rPr>
+        <w:t xml:space="preserve">Рисунок </w:t>
+      </w:r>
+      <w:r>
+        <w:rPr>
+          <w:rFonts w:ascii="Times New Roman" w:eastAsia="Times New Roman" w:hAnsi="Times New Roman" w:cs="Times New Roman"/>
+          <w:sz w:val="28"/>
+          <w:szCs w:val="24"/>
+          <w:lang w:eastAsia="ru-RU"/>
+        </w:rPr>
+        <w:t>29</w:t>
+      </w:r>
+      <w:r>
+        <w:rPr>
+          <w:rFonts w:ascii="Times New Roman" w:eastAsia="Times New Roman" w:hAnsi="Times New Roman" w:cs="Times New Roman"/>
+          <w:sz w:val="28"/>
+          <w:szCs w:val="24"/>
+          <w:lang w:eastAsia="ru-RU"/>
+        </w:rPr>
+        <w:t xml:space="preserve"> - Код </w:t>
+      </w:r>
+      <w:r>
+        <w:rPr>
+          <w:rFonts w:ascii="Times New Roman" w:eastAsia="Times New Roman" w:hAnsi="Times New Roman" w:cs="Times New Roman"/>
+          <w:sz w:val="28"/>
+          <w:szCs w:val="24"/>
           <w:lang w:val="en-US" w:eastAsia="ru-RU"/>
         </w:rPr>
-      </w:pPr>
-      <w:r>
-        <w:rPr>
-          <w:rFonts w:ascii="Times New Roman" w:eastAsia="Times New Roman" w:hAnsi="Times New Roman" w:cs="Times New Roman"/>
-          <w:sz w:val="28"/>
-          <w:szCs w:val="24"/>
-          <w:lang w:eastAsia="ru-RU"/>
-        </w:rPr>
-        <w:t xml:space="preserve">Рисунок </w:t>
-      </w:r>
-      <w:r>
-        <w:rPr>
-          <w:rFonts w:ascii="Times New Roman" w:eastAsia="Times New Roman" w:hAnsi="Times New Roman" w:cs="Times New Roman"/>
-          <w:sz w:val="28"/>
-          <w:szCs w:val="24"/>
-          <w:lang w:eastAsia="ru-RU"/>
-        </w:rPr>
-        <w:t>29</w:t>
-      </w:r>
-      <w:r>
-        <w:rPr>
-          <w:rFonts w:ascii="Times New Roman" w:eastAsia="Times New Roman" w:hAnsi="Times New Roman" w:cs="Times New Roman"/>
-          <w:sz w:val="28"/>
-          <w:szCs w:val="24"/>
-          <w:lang w:eastAsia="ru-RU"/>
-        </w:rPr>
-        <w:t xml:space="preserve"> - Код </w:t>
-      </w:r>
-      <w:r>
-        <w:rPr>
-          <w:rFonts w:ascii="Times New Roman" w:eastAsia="Times New Roman" w:hAnsi="Times New Roman" w:cs="Times New Roman"/>
-          <w:sz w:val="28"/>
-          <w:szCs w:val="24"/>
-          <w:lang w:val="en-US" w:eastAsia="ru-RU"/>
-        </w:rPr>
         <w:t>parkingService</w:t>
       </w:r>
     </w:p>
@@ -9105,15 +9259,15 @@
           <w:rFonts w:ascii="Times New Roman" w:eastAsia="Times New Roman" w:hAnsi="Times New Roman" w:cs="Times New Roman"/>
           <w:sz w:val="28"/>
           <w:szCs w:val="24"/>
-          <w:lang w:val="en-US" w:eastAsia="ru-RU"/>
-        </w:rPr>
-      </w:pPr>
-      <w:r>
-        <w:rPr>
-          <w:rFonts w:ascii="Times New Roman" w:eastAsia="Times New Roman" w:hAnsi="Times New Roman" w:cs="Times New Roman"/>
-          <w:sz w:val="28"/>
-          <w:szCs w:val="24"/>
-          <w:lang w:val="en-US" w:eastAsia="ru-RU"/>
+          <w:lang w:eastAsia="ru-RU"/>
+        </w:rPr>
+      </w:pPr>
+      <w:r>
+        <w:rPr>
+          <w:rFonts w:ascii="Times New Roman" w:eastAsia="Times New Roman" w:hAnsi="Times New Roman" w:cs="Times New Roman"/>
+          <w:sz w:val="28"/>
+          <w:szCs w:val="24"/>
+          <w:lang w:eastAsia="ru-RU"/>
         </w:rPr>
         <w:br w:type="page"/>
       </w:r>
@@ -9155,6 +9309,17 @@
           <w:rFonts w:ascii="Times New Roman" w:eastAsia="Times New Roman" w:hAnsi="Times New Roman" w:cs="Times New Roman"/>
           <w:sz w:val="28"/>
           <w:szCs w:val="24"/>
+          <w:lang w:val="en-US" w:eastAsia="ru-RU"/>
+        </w:rPr>
+        <w:t xml:space="preserve"> [3]</w:t>
+      </w:r>
+      <w:bookmarkStart w:id="6" w:name="_GoBack"/>
+      <w:bookmarkEnd w:id="6"/>
+      <w:r>
+        <w:rPr>
+          <w:rFonts w:ascii="Times New Roman" w:eastAsia="Times New Roman" w:hAnsi="Times New Roman" w:cs="Times New Roman"/>
+          <w:sz w:val="28"/>
+          <w:szCs w:val="24"/>
           <w:lang w:eastAsia="ru-RU"/>
         </w:rPr>
         <w:t xml:space="preserve">. </w:t>
@@ -9275,9 +9440,10 @@
       <w:r>
         <w:rPr>
           <w:rFonts w:ascii="Times New Roman" w:eastAsia="Times New Roman" w:hAnsi="Times New Roman" w:cs="Times New Roman"/>
-          <w:sz w:val="28"/>
-          <w:szCs w:val="24"/>
-          <w:lang w:val="en-US" w:eastAsia="ru-RU"/>
+          <w:noProof/>
+          <w:sz w:val="28"/>
+          <w:szCs w:val="24"/>
+          <w:lang w:eastAsia="ru-RU"/>
         </w:rPr>
         <w:drawing>
           <wp:inline distT="0" distB="0" distL="0" distR="0" wp14:anchorId="1D0FC120" wp14:editId="1476A6A2">
@@ -9493,6 +9659,7 @@
       <w:r>
         <w:rPr>
           <w:rFonts w:ascii="Times New Roman" w:eastAsia="Times New Roman" w:hAnsi="Times New Roman" w:cs="Times New Roman"/>
+          <w:noProof/>
           <w:sz w:val="28"/>
           <w:szCs w:val="24"/>
           <w:lang w:eastAsia="ru-RU"/>
@@ -9736,6 +9903,7 @@
       <w:r>
         <w:rPr>
           <w:rFonts w:ascii="Times New Roman" w:eastAsia="Times New Roman" w:hAnsi="Times New Roman" w:cs="Times New Roman"/>
+          <w:noProof/>
           <w:sz w:val="28"/>
           <w:szCs w:val="24"/>
           <w:lang w:eastAsia="ru-RU"/>
@@ -9988,6 +10156,7 @@
       <w:r>
         <w:rPr>
           <w:rFonts w:ascii="Times New Roman" w:eastAsia="Times New Roman" w:hAnsi="Times New Roman" w:cs="Times New Roman"/>
+          <w:noProof/>
           <w:sz w:val="28"/>
           <w:szCs w:val="24"/>
           <w:lang w:eastAsia="ru-RU"/>
@@ -10195,6 +10364,7 @@
       <w:r>
         <w:rPr>
           <w:rFonts w:ascii="Times New Roman" w:eastAsia="Times New Roman" w:hAnsi="Times New Roman" w:cs="Times New Roman"/>
+          <w:noProof/>
           <w:sz w:val="28"/>
           <w:szCs w:val="24"/>
           <w:lang w:eastAsia="ru-RU"/>
@@ -10251,6 +10421,7 @@
       <w:r>
         <w:rPr>
           <w:rFonts w:ascii="Times New Roman" w:eastAsia="Times New Roman" w:hAnsi="Times New Roman" w:cs="Times New Roman"/>
+          <w:noProof/>
           <w:sz w:val="28"/>
           <w:szCs w:val="24"/>
           <w:lang w:eastAsia="ru-RU"/>
@@ -10476,6 +10647,7 @@
       <w:r>
         <w:rPr>
           <w:rFonts w:ascii="Times New Roman" w:eastAsia="Times New Roman" w:hAnsi="Times New Roman" w:cs="Times New Roman"/>
+          <w:noProof/>
           <w:sz w:val="28"/>
           <w:szCs w:val="24"/>
           <w:lang w:eastAsia="ru-RU"/>
@@ -10775,6 +10947,7 @@
       <w:r>
         <w:rPr>
           <w:rFonts w:cs="Times New Roman"/>
+          <w:noProof/>
           <w:color w:val="000000" w:themeColor="text1"/>
           <w:lang w:eastAsia="ru-RU"/>
         </w:rPr>
@@ -11027,6 +11200,7 @@
       <w:r>
         <w:rPr>
           <w:rFonts w:ascii="Times New Roman" w:hAnsi="Times New Roman" w:cs="Times New Roman"/>
+          <w:noProof/>
           <w:color w:val="000000" w:themeColor="text1"/>
           <w:sz w:val="28"/>
           <w:szCs w:val="28"/>
@@ -11136,7 +11310,27 @@
           <w:lang w:eastAsia="ru-RU"/>
         </w:rPr>
         <w:lastRenderedPageBreak/>
-        <w:t>Для взаимодействия с API создаётся modules/ajax.js, содержащий класс с методами выполнения xhr-запросов и обработки данных. Часть кода этого файла представлен на рис. 38.</w:t>
+        <w:t>Для взаимодействия с API создаётся modules/ajax.js, содержащий класс с методами выполнения xhr-запросов и обработки данных</w:t>
+      </w:r>
+      <w:r>
+        <w:rPr>
+          <w:rFonts w:ascii="Times New Roman" w:hAnsi="Times New Roman" w:cs="Times New Roman"/>
+          <w:color w:val="000000" w:themeColor="text1"/>
+          <w:sz w:val="28"/>
+          <w:szCs w:val="28"/>
+          <w:lang w:eastAsia="ru-RU"/>
+        </w:rPr>
+        <w:t xml:space="preserve"> [2]</w:t>
+      </w:r>
+      <w:r>
+        <w:rPr>
+          <w:rFonts w:ascii="Times New Roman" w:hAnsi="Times New Roman" w:cs="Times New Roman"/>
+          <w:color w:val="000000" w:themeColor="text1"/>
+          <w:sz w:val="28"/>
+          <w:szCs w:val="28"/>
+          <w:lang w:eastAsia="ru-RU"/>
+        </w:rPr>
+        <w:t>. Часть кода этого файла представлен на рис. 38.</w:t>
       </w:r>
     </w:p>
     <w:p>
@@ -11170,6 +11364,7 @@
       <w:r>
         <w:rPr>
           <w:rFonts w:ascii="Times New Roman" w:hAnsi="Times New Roman" w:cs="Times New Roman"/>
+          <w:noProof/>
           <w:color w:val="000000" w:themeColor="text1"/>
           <w:sz w:val="28"/>
           <w:szCs w:val="28"/>
@@ -11220,7 +11415,7 @@
           <w:color w:val="000000" w:themeColor="text1"/>
           <w:sz w:val="28"/>
           <w:szCs w:val="28"/>
-          <w:lang w:val="en-US" w:eastAsia="ru-RU"/>
+          <w:lang w:eastAsia="ru-RU"/>
         </w:rPr>
       </w:pPr>
       <w:r>
@@ -11465,10 +11660,11 @@
       <w:r>
         <w:rPr>
           <w:rFonts w:ascii="Times New Roman" w:hAnsi="Times New Roman" w:cs="Times New Roman"/>
-          <w:color w:val="000000" w:themeColor="text1"/>
-          <w:sz w:val="28"/>
-          <w:szCs w:val="28"/>
-          <w:lang w:val="en-US" w:eastAsia="ru-RU"/>
+          <w:noProof/>
+          <w:color w:val="000000" w:themeColor="text1"/>
+          <w:sz w:val="28"/>
+          <w:szCs w:val="28"/>
+          <w:lang w:eastAsia="ru-RU"/>
         </w:rPr>
         <w:drawing>
           <wp:inline distT="0" distB="0" distL="0" distR="0" wp14:anchorId="709F8E49" wp14:editId="5A913017">
@@ -11552,6 +11748,7 @@
     </w:p>
     <w:p>
       <w:pPr>
+        <w:spacing w:line="360" w:lineRule="auto"/>
         <w:ind w:firstLine="709"/>
         <w:jc w:val="both"/>
         <w:rPr>
@@ -11671,6 +11868,26 @@
           <w:szCs w:val="28"/>
           <w:lang w:eastAsia="ru-RU"/>
         </w:rPr>
+        <w:t xml:space="preserve"> [4</w:t>
+      </w:r>
+      <w:r>
+        <w:rPr>
+          <w:rFonts w:ascii="Times New Roman" w:hAnsi="Times New Roman" w:cs="Times New Roman"/>
+          <w:color w:val="000000" w:themeColor="text1"/>
+          <w:sz w:val="28"/>
+          <w:szCs w:val="28"/>
+          <w:lang w:eastAsia="ru-RU"/>
+        </w:rPr>
+        <w:t>]</w:t>
+      </w:r>
+      <w:r>
+        <w:rPr>
+          <w:rFonts w:ascii="Times New Roman" w:hAnsi="Times New Roman" w:cs="Times New Roman"/>
+          <w:color w:val="000000" w:themeColor="text1"/>
+          <w:sz w:val="28"/>
+          <w:szCs w:val="28"/>
+          <w:lang w:eastAsia="ru-RU"/>
+        </w:rPr>
         <w:t xml:space="preserve">. </w:t>
       </w:r>
       <w:r>
@@ -11711,6 +11928,7 @@
       <w:r>
         <w:rPr>
           <w:rFonts w:ascii="Times New Roman" w:hAnsi="Times New Roman" w:cs="Times New Roman"/>
+          <w:noProof/>
           <w:color w:val="000000" w:themeColor="text1"/>
           <w:sz w:val="28"/>
           <w:szCs w:val="28"/>
@@ -11761,38 +11979,38 @@
           <w:color w:val="000000" w:themeColor="text1"/>
           <w:sz w:val="28"/>
           <w:szCs w:val="28"/>
+          <w:lang w:eastAsia="ru-RU"/>
+        </w:rPr>
+      </w:pPr>
+      <w:r>
+        <w:rPr>
+          <w:rFonts w:ascii="Times New Roman" w:hAnsi="Times New Roman" w:cs="Times New Roman"/>
+          <w:color w:val="000000" w:themeColor="text1"/>
+          <w:sz w:val="28"/>
+          <w:szCs w:val="28"/>
+          <w:lang w:eastAsia="ru-RU"/>
+        </w:rPr>
+        <w:t xml:space="preserve">Рисунок 40 – настройки </w:t>
+      </w:r>
+      <w:r>
+        <w:rPr>
+          <w:rFonts w:ascii="Times New Roman" w:hAnsi="Times New Roman" w:cs="Times New Roman"/>
+          <w:color w:val="000000" w:themeColor="text1"/>
+          <w:sz w:val="28"/>
+          <w:szCs w:val="28"/>
           <w:lang w:val="en-US" w:eastAsia="ru-RU"/>
         </w:rPr>
-      </w:pPr>
-      <w:r>
-        <w:rPr>
-          <w:rFonts w:ascii="Times New Roman" w:hAnsi="Times New Roman" w:cs="Times New Roman"/>
-          <w:color w:val="000000" w:themeColor="text1"/>
-          <w:sz w:val="28"/>
-          <w:szCs w:val="28"/>
-          <w:lang w:eastAsia="ru-RU"/>
-        </w:rPr>
-        <w:t>Рисунок 40</w:t>
-      </w:r>
-      <w:r>
-        <w:rPr>
-          <w:rFonts w:ascii="Times New Roman" w:hAnsi="Times New Roman" w:cs="Times New Roman"/>
-          <w:color w:val="000000" w:themeColor="text1"/>
-          <w:sz w:val="28"/>
-          <w:szCs w:val="28"/>
-          <w:lang w:eastAsia="ru-RU"/>
-        </w:rPr>
-        <w:t xml:space="preserve"> –</w:t>
-      </w:r>
-      <w:r>
-        <w:rPr>
-          <w:rFonts w:ascii="Times New Roman" w:hAnsi="Times New Roman" w:cs="Times New Roman"/>
-          <w:color w:val="000000" w:themeColor="text1"/>
-          <w:sz w:val="28"/>
-          <w:szCs w:val="28"/>
-          <w:lang w:eastAsia="ru-RU"/>
-        </w:rPr>
-        <w:t xml:space="preserve"> настройки </w:t>
+        <w:t>CORS</w:t>
+      </w:r>
+      <w:r>
+        <w:rPr>
+          <w:rFonts w:ascii="Times New Roman" w:hAnsi="Times New Roman" w:cs="Times New Roman"/>
+          <w:color w:val="000000" w:themeColor="text1"/>
+          <w:sz w:val="28"/>
+          <w:szCs w:val="28"/>
+          <w:lang w:eastAsia="ru-RU"/>
+        </w:rPr>
+        <w:t xml:space="preserve"> </w:t>
       </w:r>
       <w:r>
         <w:rPr>
@@ -11802,7 +12020,7 @@
           <w:szCs w:val="28"/>
           <w:lang w:val="en-US" w:eastAsia="ru-RU"/>
         </w:rPr>
-        <w:t>CORS unblock</w:t>
+        <w:t>unblock</w:t>
       </w:r>
     </w:p>
     <w:p>
@@ -11831,7 +12049,7 @@
           <w:lang w:eastAsia="ru-RU"/>
         </w:rPr>
       </w:pPr>
-      <w:bookmarkStart w:id="6" w:name="undefined"/>
+      <w:bookmarkStart w:id="7" w:name="undefined"/>
       <w:r>
         <w:rPr>
           <w:lang w:eastAsia="ru-RU"/>
@@ -11925,7 +12143,7 @@
       </w:r>
       <w:r>
         <w:rPr>
-          <w:lang w:val="en-US" w:eastAsia="ru-RU"/>
+          <w:lang w:eastAsia="ru-RU"/>
         </w:rPr>
         <w:t>-</w:t>
       </w:r>
@@ -11933,15 +12151,9 @@
         <w:rPr>
           <w:lang w:eastAsia="ru-RU"/>
         </w:rPr>
-        <w:t>й</w:t>
-      </w:r>
-      <w:r>
-        <w:rPr>
-          <w:lang w:eastAsia="ru-RU"/>
-        </w:rPr>
-        <w:t xml:space="preserve"> лабораторной работы.</w:t>
-      </w:r>
-      <w:bookmarkEnd w:id="6"/>
+        <w:t>й лабораторной работы.</w:t>
+      </w:r>
+      <w:bookmarkEnd w:id="7"/>
     </w:p>
     <w:p>
       <w:pPr>
@@ -11965,47 +12177,27 @@
           <w:szCs w:val="28"/>
           <w:lang w:eastAsia="ru-RU"/>
         </w:rPr>
-        <w:t>В данной лабораторной работе была реализована задача взаимодействия фронтенда и бэкенда с использованием современных технологий для работы с внешним API. Цель заключалась в замене устаревшего XMLHttpRequest на более современный метод fetch, а также в реализации полного цикла CRUD-операций для работы с продуктами. Для этого были созданы три страницы: главная страница для от</w:t>
-      </w:r>
-      <w:r>
-        <w:rPr>
-          <w:rFonts w:ascii="Times New Roman" w:hAnsi="Times New Roman" w:cs="Times New Roman"/>
-          <w:color w:val="000000" w:themeColor="text1"/>
-          <w:sz w:val="28"/>
-          <w:szCs w:val="28"/>
-          <w:lang w:eastAsia="ru-RU"/>
-        </w:rPr>
-        <w:t>ображения списка парковок</w:t>
-      </w:r>
-      <w:r>
-        <w:rPr>
-          <w:rFonts w:ascii="Times New Roman" w:hAnsi="Times New Roman" w:cs="Times New Roman"/>
-          <w:color w:val="000000" w:themeColor="text1"/>
-          <w:sz w:val="28"/>
-          <w:szCs w:val="28"/>
-          <w:lang w:eastAsia="ru-RU"/>
-        </w:rPr>
-        <w:t xml:space="preserve"> и страница редактиро</w:t>
-      </w:r>
-      <w:r>
-        <w:rPr>
-          <w:rFonts w:ascii="Times New Roman" w:hAnsi="Times New Roman" w:cs="Times New Roman"/>
-          <w:color w:val="000000" w:themeColor="text1"/>
-          <w:sz w:val="28"/>
-          <w:szCs w:val="28"/>
-          <w:lang w:eastAsia="ru-RU"/>
-        </w:rPr>
-        <w:t>вания с возможностью добавления и редактирования</w:t>
-      </w:r>
-      <w:r>
-        <w:rPr>
-          <w:rFonts w:ascii="Times New Roman" w:hAnsi="Times New Roman" w:cs="Times New Roman"/>
-          <w:color w:val="000000" w:themeColor="text1"/>
-          <w:sz w:val="28"/>
-          <w:szCs w:val="28"/>
-          <w:lang w:eastAsia="ru-RU"/>
-        </w:rPr>
-        <w:t xml:space="preserve"> и страница просмотра детальной информации о продукте. </w:t>
+        <w:t>В данной лабораторной работе была реализована задача взаимодействия фронтенда и бэкенда с использованием современных технологий для работы с внешним API. Цель заключалась в замене устаревшего XMLHttpRequest на более современный метод fetch</w:t>
+      </w:r>
+      <w:r>
+        <w:rPr>
+          <w:rFonts w:ascii="Times New Roman" w:hAnsi="Times New Roman" w:cs="Times New Roman"/>
+          <w:color w:val="000000" w:themeColor="text1"/>
+          <w:sz w:val="28"/>
+          <w:szCs w:val="28"/>
+          <w:lang w:eastAsia="ru-RU"/>
+        </w:rPr>
+        <w:t xml:space="preserve"> [2]</w:t>
+      </w:r>
+      <w:r>
+        <w:rPr>
+          <w:rFonts w:ascii="Times New Roman" w:hAnsi="Times New Roman" w:cs="Times New Roman"/>
+          <w:color w:val="000000" w:themeColor="text1"/>
+          <w:sz w:val="28"/>
+          <w:szCs w:val="28"/>
+          <w:lang w:eastAsia="ru-RU"/>
+        </w:rPr>
+        <w:t xml:space="preserve">, а также в реализации полного цикла CRUD-операций для работы с продуктами. Для этого были созданы три страницы: главная страница для отображения списка парковок и страница редактирования с возможностью добавления и редактирования и страница просмотра детальной информации о продукте. </w:t>
       </w:r>
       <w:r>
         <w:rPr>
@@ -12091,6 +12283,7 @@
     </w:p>
     <w:p>
       <w:pPr>
+        <w:spacing w:line="360" w:lineRule="auto"/>
         <w:ind w:firstLine="709"/>
         <w:jc w:val="both"/>
         <w:rPr>
@@ -12277,10 +12470,11 @@
         <w:rPr>
           <w:rFonts w:ascii="Times New Roman" w:eastAsiaTheme="majorEastAsia" w:hAnsi="Times New Roman" w:cs="Times New Roman"/>
           <w:bCs/>
-          <w:color w:val="000000" w:themeColor="text1"/>
-          <w:sz w:val="28"/>
-          <w:szCs w:val="28"/>
-          <w:lang w:val="en-US" w:eastAsia="ru-RU"/>
+          <w:noProof/>
+          <w:color w:val="000000" w:themeColor="text1"/>
+          <w:sz w:val="28"/>
+          <w:szCs w:val="28"/>
+          <w:lang w:eastAsia="ru-RU"/>
         </w:rPr>
         <w:drawing>
           <wp:inline distT="0" distB="0" distL="0" distR="0" wp14:anchorId="57E1606A" wp14:editId="4C492953">
@@ -12348,17 +12542,7 @@
           <w:szCs w:val="28"/>
           <w:lang w:eastAsia="ru-RU"/>
         </w:rPr>
-        <w:t xml:space="preserve"> –</w:t>
-      </w:r>
-      <w:r>
-        <w:rPr>
-          <w:rFonts w:ascii="Times New Roman" w:hAnsi="Times New Roman" w:cs="Times New Roman"/>
-          <w:color w:val="000000" w:themeColor="text1"/>
-          <w:sz w:val="28"/>
-          <w:szCs w:val="28"/>
-          <w:lang w:eastAsia="ru-RU"/>
-        </w:rPr>
-        <w:t xml:space="preserve"> использование </w:t>
+        <w:t xml:space="preserve"> – использование </w:t>
       </w:r>
       <w:r>
         <w:rPr>
@@ -12386,6 +12570,7 @@
     </w:p>
     <w:p>
       <w:pPr>
+        <w:spacing w:line="360" w:lineRule="auto"/>
         <w:ind w:firstLine="709"/>
         <w:jc w:val="both"/>
         <w:rPr>
@@ -12534,7 +12719,17 @@
           <w:szCs w:val="28"/>
           <w:lang w:val="en-US" w:eastAsia="ru-RU"/>
         </w:rPr>
-        <w:t xml:space="preserve">resources </w:t>
+        <w:t>resources</w:t>
+      </w:r>
+      <w:r>
+        <w:rPr>
+          <w:rFonts w:ascii="Times New Roman" w:hAnsi="Times New Roman" w:cs="Times New Roman"/>
+          <w:color w:val="000000" w:themeColor="text1"/>
+          <w:sz w:val="28"/>
+          <w:szCs w:val="28"/>
+          <w:lang w:eastAsia="ru-RU"/>
+        </w:rPr>
+        <w:t xml:space="preserve"> </w:t>
       </w:r>
       <w:r>
         <w:rPr>
@@ -12575,15 +12770,16 @@
         <w:rPr>
           <w:rFonts w:ascii="Times New Roman" w:eastAsiaTheme="majorEastAsia" w:hAnsi="Times New Roman" w:cs="Times New Roman"/>
           <w:bCs/>
+          <w:noProof/>
           <w:color w:val="000000" w:themeColor="text1"/>
           <w:sz w:val="28"/>
           <w:szCs w:val="28"/>
           <w:lang w:eastAsia="ru-RU"/>
         </w:rPr>
         <w:drawing>
-          <wp:inline distT="0" distB="0" distL="0" distR="0" wp14:anchorId="2EB2F95F" wp14:editId="231583EF">
-            <wp:extent cx="2381582" cy="1247949"/>
-            <wp:effectExtent l="0" t="0" r="0" b="9525"/>
+          <wp:inline distT="0" distB="0" distL="0" distR="0" wp14:anchorId="2EB2F95F" wp14:editId="242DEE4A">
+            <wp:extent cx="2228850" cy="1167917"/>
+            <wp:effectExtent l="0" t="0" r="0" b="0"/>
             <wp:docPr id="77" name="Рисунок 77"/>
             <wp:cNvGraphicFramePr>
               <a:graphicFrameLocks xmlns:a="http://schemas.openxmlformats.org/drawingml/2006/main" noChangeAspect="1"/>
@@ -12604,7 +12800,7 @@
                   <pic:spPr>
                     <a:xfrm>
                       <a:off x="0" y="0"/>
-                      <a:ext cx="2381582" cy="1247949"/>
+                      <a:ext cx="2234414" cy="1170832"/>
                     </a:xfrm>
                     <a:prstGeom prst="rect">
                       <a:avLst/>
@@ -12636,31 +12832,13 @@
           <w:szCs w:val="28"/>
           <w:lang w:eastAsia="ru-RU"/>
         </w:rPr>
-        <w:t>Рисунок 42</w:t>
-      </w:r>
-      <w:r>
-        <w:rPr>
-          <w:rFonts w:ascii="Times New Roman" w:hAnsi="Times New Roman" w:cs="Times New Roman"/>
-          <w:color w:val="000000" w:themeColor="text1"/>
-          <w:sz w:val="28"/>
-          <w:szCs w:val="28"/>
-          <w:lang w:eastAsia="ru-RU"/>
-        </w:rPr>
-        <w:t xml:space="preserve"> – </w:t>
-      </w:r>
-      <w:r>
-        <w:rPr>
-          <w:rFonts w:ascii="Times New Roman" w:hAnsi="Times New Roman" w:cs="Times New Roman"/>
-          <w:color w:val="000000" w:themeColor="text1"/>
-          <w:sz w:val="28"/>
-          <w:szCs w:val="28"/>
-          <w:lang w:eastAsia="ru-RU"/>
-        </w:rPr>
-        <w:t>собранная страница</w:t>
-      </w:r>
-    </w:p>
-    <w:p>
-      <w:pPr>
+        <w:lastRenderedPageBreak/>
+        <w:t>Рисунок 42 – собранная страница</w:t>
+      </w:r>
+    </w:p>
+    <w:p>
+      <w:pPr>
+        <w:spacing w:line="360" w:lineRule="auto"/>
         <w:ind w:firstLine="709"/>
         <w:jc w:val="both"/>
         <w:rPr>
@@ -12681,7 +12859,6 @@
           <w:szCs w:val="28"/>
           <w:lang w:eastAsia="ru-RU"/>
         </w:rPr>
-        <w:lastRenderedPageBreak/>
         <w:t xml:space="preserve">Переместим папку в каталог лабораторной работы 4 и укажем </w:t>
       </w:r>
       <w:r>
@@ -12814,14 +12991,15 @@
         <w:rPr>
           <w:rFonts w:ascii="Times New Roman" w:eastAsiaTheme="majorEastAsia" w:hAnsi="Times New Roman" w:cs="Times New Roman"/>
           <w:bCs/>
+          <w:noProof/>
           <w:color w:val="000000" w:themeColor="text1"/>
           <w:sz w:val="28"/>
           <w:szCs w:val="28"/>
           <w:lang w:eastAsia="ru-RU"/>
         </w:rPr>
         <w:drawing>
-          <wp:inline distT="0" distB="0" distL="0" distR="0" wp14:anchorId="341FD505" wp14:editId="7CAE8200">
-            <wp:extent cx="6122670" cy="2117090"/>
+          <wp:inline distT="0" distB="0" distL="0" distR="0" wp14:anchorId="341FD505" wp14:editId="70EBAC59">
+            <wp:extent cx="5377791" cy="2895600"/>
             <wp:effectExtent l="0" t="0" r="0" b="0"/>
             <wp:docPr id="78" name="Рисунок 78"/>
             <wp:cNvGraphicFramePr>
@@ -12834,20 +13012,27 @@
                     <pic:cNvPr id="1" name=""/>
                     <pic:cNvPicPr/>
                   </pic:nvPicPr>
-                  <pic:blipFill>
+                  <pic:blipFill rotWithShape="1">
                     <a:blip r:embed="rId61"/>
-                    <a:stretch>
-                      <a:fillRect/>
-                    </a:stretch>
+                    <a:srcRect l="18046" r="17735"/>
+                    <a:stretch/>
                   </pic:blipFill>
-                  <pic:spPr>
+                  <pic:spPr bwMode="auto">
                     <a:xfrm>
                       <a:off x="0" y="0"/>
-                      <a:ext cx="6122670" cy="2117090"/>
+                      <a:ext cx="5385517" cy="2899760"/>
                     </a:xfrm>
                     <a:prstGeom prst="rect">
                       <a:avLst/>
                     </a:prstGeom>
+                    <a:ln>
+                      <a:noFill/>
+                    </a:ln>
+                    <a:extLst>
+                      <a:ext uri="{53640926-AAD7-44D8-BBD7-CCE9431645EC}">
+                        <a14:shadowObscured xmlns:a14="http://schemas.microsoft.com/office/drawing/2010/main"/>
+                      </a:ext>
+                    </a:extLst>
                   </pic:spPr>
                 </pic:pic>
               </a:graphicData>
@@ -12875,27 +13060,7 @@
           <w:szCs w:val="28"/>
           <w:lang w:eastAsia="ru-RU"/>
         </w:rPr>
-        <w:t>Рисунок 43</w:t>
-      </w:r>
-      <w:r>
-        <w:rPr>
-          <w:rFonts w:ascii="Times New Roman" w:hAnsi="Times New Roman" w:cs="Times New Roman"/>
-          <w:color w:val="000000" w:themeColor="text1"/>
-          <w:sz w:val="28"/>
-          <w:szCs w:val="28"/>
-          <w:lang w:eastAsia="ru-RU"/>
-        </w:rPr>
-        <w:t xml:space="preserve"> – </w:t>
-      </w:r>
-      <w:r>
-        <w:rPr>
-          <w:rFonts w:ascii="Times New Roman" w:hAnsi="Times New Roman" w:cs="Times New Roman"/>
-          <w:color w:val="000000" w:themeColor="text1"/>
-          <w:sz w:val="28"/>
-          <w:szCs w:val="28"/>
-          <w:lang w:eastAsia="ru-RU"/>
-        </w:rPr>
-        <w:t>тестирование статики</w:t>
+        <w:t>Рисунок 43 – тестирование статики</w:t>
       </w:r>
     </w:p>
     <w:p>
@@ -12921,6 +13086,7 @@
     </w:p>
     <w:p>
       <w:pPr>
+        <w:spacing w:line="360" w:lineRule="auto"/>
         <w:ind w:firstLine="709"/>
         <w:jc w:val="both"/>
         <w:rPr>
@@ -13074,14 +13240,15 @@
         <w:rPr>
           <w:rFonts w:ascii="Times New Roman" w:eastAsiaTheme="majorEastAsia" w:hAnsi="Times New Roman" w:cs="Times New Roman"/>
           <w:bCs/>
+          <w:noProof/>
           <w:color w:val="000000" w:themeColor="text1"/>
           <w:sz w:val="28"/>
           <w:szCs w:val="28"/>
           <w:lang w:eastAsia="ru-RU"/>
         </w:rPr>
         <w:drawing>
-          <wp:inline distT="0" distB="0" distL="0" distR="0" wp14:anchorId="6C9C8B84" wp14:editId="5EB0E1BD">
-            <wp:extent cx="3569666" cy="2809974"/>
+          <wp:inline distT="0" distB="0" distL="0" distR="0" wp14:anchorId="6C9C8B84" wp14:editId="6997BEBE">
+            <wp:extent cx="3775242" cy="2971800"/>
             <wp:effectExtent l="0" t="0" r="0" b="0"/>
             <wp:docPr id="79" name="Рисунок 79"/>
             <wp:cNvGraphicFramePr>
@@ -13103,7 +13270,7 @@
                   <pic:spPr>
                     <a:xfrm>
                       <a:off x="0" y="0"/>
-                      <a:ext cx="3578731" cy="2817110"/>
+                      <a:ext cx="3786493" cy="2980657"/>
                     </a:xfrm>
                     <a:prstGeom prst="rect">
                       <a:avLst/>
@@ -13132,15 +13299,16 @@
         <w:rPr>
           <w:rFonts w:ascii="Times New Roman" w:eastAsiaTheme="majorEastAsia" w:hAnsi="Times New Roman" w:cs="Times New Roman"/>
           <w:bCs/>
+          <w:noProof/>
           <w:color w:val="000000" w:themeColor="text1"/>
           <w:sz w:val="28"/>
           <w:szCs w:val="28"/>
           <w:lang w:eastAsia="ru-RU"/>
         </w:rPr>
         <w:drawing>
-          <wp:inline distT="0" distB="0" distL="0" distR="0" wp14:anchorId="49CB4231" wp14:editId="15F7C611">
-            <wp:extent cx="6122670" cy="1744345"/>
-            <wp:effectExtent l="0" t="0" r="0" b="8255"/>
+          <wp:inline distT="0" distB="0" distL="0" distR="0" wp14:anchorId="49CB4231" wp14:editId="44960767">
+            <wp:extent cx="5283164" cy="2522220"/>
+            <wp:effectExtent l="0" t="0" r="0" b="0"/>
             <wp:docPr id="80" name="Рисунок 80"/>
             <wp:cNvGraphicFramePr>
               <a:graphicFrameLocks xmlns:a="http://schemas.openxmlformats.org/drawingml/2006/main" noChangeAspect="1"/>
@@ -13152,20 +13320,27 @@
                     <pic:cNvPr id="1" name=""/>
                     <pic:cNvPicPr/>
                   </pic:nvPicPr>
-                  <pic:blipFill>
+                  <pic:blipFill rotWithShape="1">
                     <a:blip r:embed="rId63"/>
-                    <a:stretch>
-                      <a:fillRect/>
-                    </a:stretch>
+                    <a:srcRect l="40323"/>
+                    <a:stretch/>
                   </pic:blipFill>
-                  <pic:spPr>
+                  <pic:spPr bwMode="auto">
                     <a:xfrm>
                       <a:off x="0" y="0"/>
-                      <a:ext cx="6122670" cy="1744345"/>
+                      <a:ext cx="5294218" cy="2527497"/>
                     </a:xfrm>
                     <a:prstGeom prst="rect">
                       <a:avLst/>
                     </a:prstGeom>
+                    <a:ln>
+                      <a:noFill/>
+                    </a:ln>
+                    <a:extLst>
+                      <a:ext uri="{53640926-AAD7-44D8-BBD7-CCE9431645EC}">
+                        <a14:shadowObscured xmlns:a14="http://schemas.microsoft.com/office/drawing/2010/main"/>
+                      </a:ext>
+                    </a:extLst>
                   </pic:spPr>
                 </pic:pic>
               </a:graphicData>
@@ -13197,9 +13372,7 @@
         </w:rPr>
         <w:t>Рисунок 44 – тестирование добавления</w:t>
       </w:r>
-    </w:p>
-    <w:p>
-      <w:pPr>
+      <w:r>
         <w:rPr>
           <w:rFonts w:ascii="Times New Roman" w:eastAsiaTheme="majorEastAsia" w:hAnsi="Times New Roman" w:cs="Times New Roman"/>
           <w:bCs/>
@@ -13208,8 +13381,11 @@
           <w:szCs w:val="28"/>
           <w:lang w:eastAsia="ru-RU"/>
         </w:rPr>
-      </w:pPr>
-      <w:r>
+        <w:t xml:space="preserve"> карточки</w:t>
+      </w:r>
+    </w:p>
+    <w:p>
+      <w:pPr>
         <w:rPr>
           <w:rFonts w:ascii="Times New Roman" w:eastAsiaTheme="majorEastAsia" w:hAnsi="Times New Roman" w:cs="Times New Roman"/>
           <w:bCs/>
@@ -13218,11 +13394,22 @@
           <w:szCs w:val="28"/>
           <w:lang w:eastAsia="ru-RU"/>
         </w:rPr>
+      </w:pPr>
+      <w:r>
+        <w:rPr>
+          <w:rFonts w:ascii="Times New Roman" w:eastAsiaTheme="majorEastAsia" w:hAnsi="Times New Roman" w:cs="Times New Roman"/>
+          <w:bCs/>
+          <w:color w:val="000000" w:themeColor="text1"/>
+          <w:sz w:val="28"/>
+          <w:szCs w:val="28"/>
+          <w:lang w:eastAsia="ru-RU"/>
+        </w:rPr>
         <w:br w:type="page"/>
       </w:r>
     </w:p>
     <w:p>
       <w:pPr>
+        <w:spacing w:line="360" w:lineRule="auto"/>
         <w:ind w:firstLine="709"/>
         <w:jc w:val="both"/>
         <w:rPr>
@@ -13299,6 +13486,7 @@
         <w:rPr>
           <w:rFonts w:ascii="Times New Roman" w:eastAsiaTheme="majorEastAsia" w:hAnsi="Times New Roman" w:cs="Times New Roman"/>
           <w:bCs/>
+          <w:noProof/>
           <w:color w:val="000000" w:themeColor="text1"/>
           <w:sz w:val="28"/>
           <w:szCs w:val="28"/>
@@ -13362,32 +13550,8 @@
           <w:szCs w:val="28"/>
           <w:lang w:eastAsia="ru-RU"/>
         </w:rPr>
-        <w:t>Рисунок 45</w:t>
-      </w:r>
-      <w:r>
-        <w:rPr>
-          <w:rFonts w:ascii="Times New Roman" w:eastAsiaTheme="majorEastAsia" w:hAnsi="Times New Roman" w:cs="Times New Roman"/>
-          <w:bCs/>
-          <w:color w:val="000000" w:themeColor="text1"/>
-          <w:sz w:val="28"/>
-          <w:szCs w:val="28"/>
-          <w:lang w:eastAsia="ru-RU"/>
-        </w:rPr>
-        <w:t xml:space="preserve"> –</w:t>
-      </w:r>
-      <w:r>
-        <w:rPr>
-          <w:rFonts w:ascii="Times New Roman" w:eastAsiaTheme="majorEastAsia" w:hAnsi="Times New Roman" w:cs="Times New Roman"/>
-          <w:bCs/>
-          <w:color w:val="000000" w:themeColor="text1"/>
-          <w:sz w:val="28"/>
-          <w:szCs w:val="28"/>
-          <w:lang w:eastAsia="ru-RU"/>
-        </w:rPr>
-        <w:t xml:space="preserve"> структура сайта</w:t>
-      </w:r>
-      <w:bookmarkStart w:id="7" w:name="_GoBack"/>
-      <w:bookmarkEnd w:id="7"/>
+        <w:t>Рисунок 45 – структура сайта</w:t>
+      </w:r>
     </w:p>
     <w:p>
       <w:pPr>
@@ -13963,6 +14127,484 @@
           <w:szCs w:val="28"/>
         </w:rPr>
       </w:pPr>
+      <w:r>
+        <w:rPr>
+          <w:rFonts w:ascii="Times New Roman" w:hAnsi="Times New Roman" w:cs="Times New Roman"/>
+          <w:color w:val="000000" w:themeColor="text1"/>
+          <w:sz w:val="28"/>
+          <w:szCs w:val="28"/>
+        </w:rPr>
+        <w:t>Сайт московского паркинга</w:t>
+      </w:r>
+      <w:r>
+        <w:rPr>
+          <w:rFonts w:ascii="Times New Roman" w:hAnsi="Times New Roman" w:cs="Times New Roman"/>
+          <w:color w:val="000000" w:themeColor="text1"/>
+          <w:sz w:val="28"/>
+          <w:szCs w:val="28"/>
+        </w:rPr>
+        <w:t xml:space="preserve"> [Электронный ресурс]. – </w:t>
+      </w:r>
+      <w:r>
+        <w:rPr>
+          <w:rFonts w:ascii="Times New Roman" w:hAnsi="Times New Roman" w:cs="Times New Roman"/>
+          <w:color w:val="000000" w:themeColor="text1"/>
+          <w:sz w:val="28"/>
+          <w:szCs w:val="28"/>
+          <w:lang w:val="en-US"/>
+        </w:rPr>
+        <w:t>URL</w:t>
+      </w:r>
+      <w:r>
+        <w:rPr>
+          <w:rFonts w:ascii="Times New Roman" w:hAnsi="Times New Roman" w:cs="Times New Roman"/>
+          <w:color w:val="000000" w:themeColor="text1"/>
+          <w:sz w:val="28"/>
+          <w:szCs w:val="28"/>
+        </w:rPr>
+        <w:t xml:space="preserve">: </w:t>
+      </w:r>
+      <w:r>
+        <w:rPr>
+          <w:rFonts w:ascii="Times New Roman" w:hAnsi="Times New Roman" w:cs="Times New Roman"/>
+          <w:color w:val="000000" w:themeColor="text1"/>
+          <w:sz w:val="28"/>
+          <w:szCs w:val="28"/>
+        </w:rPr>
+        <w:t xml:space="preserve">https://parking.mos.ru/ </w:t>
+      </w:r>
+      <w:r>
+        <w:rPr>
+          <w:rFonts w:ascii="Times New Roman" w:hAnsi="Times New Roman" w:cs="Times New Roman"/>
+          <w:color w:val="000000" w:themeColor="text1"/>
+          <w:sz w:val="28"/>
+          <w:szCs w:val="28"/>
+        </w:rPr>
+        <w:t>(дата обращения: 19.03.2026</w:t>
+      </w:r>
+      <w:r>
+        <w:rPr>
+          <w:rFonts w:ascii="Times New Roman" w:hAnsi="Times New Roman" w:cs="Times New Roman"/>
+          <w:color w:val="000000" w:themeColor="text1"/>
+          <w:sz w:val="28"/>
+          <w:szCs w:val="28"/>
+        </w:rPr>
+        <w:t>)</w:t>
+      </w:r>
+    </w:p>
+    <w:p>
+      <w:pPr>
+        <w:pStyle w:val="af0"/>
+        <w:numPr>
+          <w:ilvl w:val="0"/>
+          <w:numId w:val="35"/>
+        </w:numPr>
+        <w:spacing w:after="0" w:line="360" w:lineRule="auto"/>
+        <w:ind w:left="0" w:firstLine="709"/>
+        <w:jc w:val="both"/>
+        <w:rPr>
+          <w:rFonts w:ascii="Times New Roman" w:hAnsi="Times New Roman" w:cs="Times New Roman"/>
+          <w:color w:val="000000" w:themeColor="text1"/>
+          <w:sz w:val="28"/>
+          <w:szCs w:val="28"/>
+        </w:rPr>
+      </w:pPr>
+      <w:r>
+        <w:rPr>
+          <w:rFonts w:ascii="Times New Roman" w:eastAsia="Times New Roman" w:hAnsi="Times New Roman" w:cs="Times New Roman"/>
+          <w:sz w:val="28"/>
+          <w:szCs w:val="28"/>
+        </w:rPr>
+        <w:t xml:space="preserve">Лекции по курсу XML-технологии и методические указания по выполнению лабораторных работ [Электронный ресурс]. – URL: </w:t>
+      </w:r>
+      <w:r>
+        <w:rPr>
+          <w:rStyle w:val="af7"/>
+          <w:rFonts w:ascii="Times New Roman" w:eastAsia="Times New Roman" w:hAnsi="Times New Roman" w:cs="Times New Roman"/>
+          <w:color w:val="auto"/>
+          <w:sz w:val="28"/>
+          <w:szCs w:val="28"/>
+          <w:u w:val="none"/>
+        </w:rPr>
+        <w:t>https://github.com/iu5git/JavaScript/blob/main</w:t>
+      </w:r>
+      <w:r>
+        <w:rPr>
+          <w:rFonts w:ascii="Times New Roman" w:eastAsia="Times New Roman" w:hAnsi="Times New Roman" w:cs="Times New Roman"/>
+          <w:color w:val="000000" w:themeColor="text1"/>
+          <w:sz w:val="28"/>
+          <w:szCs w:val="28"/>
+        </w:rPr>
+        <w:t xml:space="preserve"> </w:t>
+      </w:r>
+      <w:r>
+        <w:rPr>
+          <w:rFonts w:ascii="Times New Roman" w:eastAsia="Times New Roman" w:hAnsi="Times New Roman" w:cs="Times New Roman"/>
+          <w:sz w:val="28"/>
+          <w:szCs w:val="28"/>
+        </w:rPr>
+        <w:t>(дата обращения: 31.05.2026</w:t>
+      </w:r>
+      <w:r>
+        <w:rPr>
+          <w:rFonts w:ascii="Times New Roman" w:eastAsia="Times New Roman" w:hAnsi="Times New Roman" w:cs="Times New Roman"/>
+          <w:sz w:val="28"/>
+          <w:szCs w:val="28"/>
+        </w:rPr>
+        <w:t>)</w:t>
+      </w:r>
+    </w:p>
+    <w:p>
+      <w:pPr>
+        <w:pStyle w:val="af0"/>
+        <w:numPr>
+          <w:ilvl w:val="0"/>
+          <w:numId w:val="35"/>
+        </w:numPr>
+        <w:spacing w:after="0" w:line="360" w:lineRule="auto"/>
+        <w:ind w:left="0" w:firstLine="709"/>
+        <w:jc w:val="both"/>
+        <w:rPr>
+          <w:rFonts w:ascii="Times New Roman" w:hAnsi="Times New Roman" w:cs="Times New Roman"/>
+          <w:color w:val="000000" w:themeColor="text1"/>
+          <w:sz w:val="28"/>
+          <w:szCs w:val="28"/>
+        </w:rPr>
+      </w:pPr>
+      <w:r>
+        <w:rPr>
+          <w:rFonts w:ascii="Times New Roman" w:eastAsia="Times New Roman" w:hAnsi="Times New Roman" w:cs="Times New Roman"/>
+          <w:sz w:val="28"/>
+          <w:szCs w:val="28"/>
+        </w:rPr>
+        <w:t xml:space="preserve">Официальный сайт </w:t>
+      </w:r>
+      <w:r>
+        <w:rPr>
+          <w:rFonts w:ascii="Times New Roman" w:eastAsia="Times New Roman" w:hAnsi="Times New Roman" w:cs="Times New Roman"/>
+          <w:sz w:val="28"/>
+          <w:szCs w:val="28"/>
+          <w:lang w:val="en-US"/>
+        </w:rPr>
+        <w:t>Postman</w:t>
+      </w:r>
+      <w:r>
+        <w:rPr>
+          <w:rFonts w:ascii="Times New Roman" w:eastAsia="Times New Roman" w:hAnsi="Times New Roman" w:cs="Times New Roman"/>
+          <w:sz w:val="28"/>
+          <w:szCs w:val="28"/>
+        </w:rPr>
+        <w:t xml:space="preserve"> [</w:t>
+      </w:r>
+      <w:r>
+        <w:rPr>
+          <w:rFonts w:ascii="Times New Roman" w:eastAsia="Times New Roman" w:hAnsi="Times New Roman" w:cs="Times New Roman"/>
+          <w:sz w:val="28"/>
+          <w:szCs w:val="28"/>
+        </w:rPr>
+        <w:t>Электронный ресурс</w:t>
+      </w:r>
+      <w:r>
+        <w:rPr>
+          <w:rFonts w:ascii="Times New Roman" w:eastAsia="Times New Roman" w:hAnsi="Times New Roman" w:cs="Times New Roman"/>
+          <w:sz w:val="28"/>
+          <w:szCs w:val="28"/>
+        </w:rPr>
+        <w:t xml:space="preserve">]. – </w:t>
+      </w:r>
+      <w:r>
+        <w:rPr>
+          <w:rFonts w:ascii="Times New Roman" w:eastAsia="Times New Roman" w:hAnsi="Times New Roman" w:cs="Times New Roman"/>
+          <w:sz w:val="28"/>
+          <w:szCs w:val="28"/>
+          <w:lang w:val="en-US"/>
+        </w:rPr>
+        <w:t>URL</w:t>
+      </w:r>
+      <w:r>
+        <w:rPr>
+          <w:rFonts w:ascii="Times New Roman" w:eastAsia="Times New Roman" w:hAnsi="Times New Roman" w:cs="Times New Roman"/>
+          <w:sz w:val="28"/>
+          <w:szCs w:val="28"/>
+        </w:rPr>
+        <w:t>: https://www.postman.com/</w:t>
+      </w:r>
+      <w:r>
+        <w:rPr>
+          <w:rFonts w:ascii="Times New Roman" w:eastAsia="Times New Roman" w:hAnsi="Times New Roman" w:cs="Times New Roman"/>
+          <w:sz w:val="28"/>
+          <w:szCs w:val="28"/>
+        </w:rPr>
+        <w:t xml:space="preserve"> </w:t>
+      </w:r>
+      <w:r>
+        <w:rPr>
+          <w:rFonts w:ascii="Times New Roman" w:eastAsia="Times New Roman" w:hAnsi="Times New Roman" w:cs="Times New Roman"/>
+          <w:sz w:val="28"/>
+          <w:szCs w:val="28"/>
+        </w:rPr>
+        <w:t>(</w:t>
+      </w:r>
+      <w:r>
+        <w:rPr>
+          <w:rFonts w:ascii="Times New Roman" w:eastAsia="Times New Roman" w:hAnsi="Times New Roman" w:cs="Times New Roman"/>
+          <w:sz w:val="28"/>
+          <w:szCs w:val="28"/>
+        </w:rPr>
+        <w:t>дата обращения: 20.04.2026)</w:t>
+      </w:r>
+    </w:p>
+    <w:p>
+      <w:pPr>
+        <w:pStyle w:val="af0"/>
+        <w:numPr>
+          <w:ilvl w:val="0"/>
+          <w:numId w:val="35"/>
+        </w:numPr>
+        <w:spacing w:after="0" w:line="360" w:lineRule="auto"/>
+        <w:jc w:val="both"/>
+        <w:rPr>
+          <w:rFonts w:ascii="Times New Roman" w:hAnsi="Times New Roman" w:cs="Times New Roman"/>
+          <w:color w:val="000000" w:themeColor="text1"/>
+          <w:sz w:val="28"/>
+          <w:szCs w:val="28"/>
+        </w:rPr>
+      </w:pPr>
+      <w:r>
+        <w:rPr>
+          <w:rFonts w:ascii="Times New Roman" w:hAnsi="Times New Roman" w:cs="Times New Roman"/>
+          <w:color w:val="000000" w:themeColor="text1"/>
+          <w:sz w:val="28"/>
+          <w:szCs w:val="28"/>
+        </w:rPr>
+        <w:t xml:space="preserve">Страница </w:t>
+      </w:r>
+      <w:r>
+        <w:rPr>
+          <w:rFonts w:ascii="Times New Roman" w:hAnsi="Times New Roman" w:cs="Times New Roman"/>
+          <w:color w:val="000000" w:themeColor="text1"/>
+          <w:sz w:val="28"/>
+          <w:szCs w:val="28"/>
+          <w:lang w:val="en-US"/>
+        </w:rPr>
+        <w:t>GitHub</w:t>
+      </w:r>
+      <w:r>
+        <w:rPr>
+          <w:rFonts w:ascii="Times New Roman" w:hAnsi="Times New Roman" w:cs="Times New Roman"/>
+          <w:color w:val="000000" w:themeColor="text1"/>
+          <w:sz w:val="28"/>
+          <w:szCs w:val="28"/>
+        </w:rPr>
+        <w:t xml:space="preserve"> </w:t>
+      </w:r>
+      <w:r>
+        <w:rPr>
+          <w:rFonts w:ascii="Times New Roman" w:hAnsi="Times New Roman" w:cs="Times New Roman"/>
+          <w:color w:val="000000" w:themeColor="text1"/>
+          <w:sz w:val="28"/>
+          <w:szCs w:val="28"/>
+        </w:rPr>
+        <w:t xml:space="preserve">с программой </w:t>
+      </w:r>
+      <w:r>
+        <w:rPr>
+          <w:rFonts w:ascii="Times New Roman" w:hAnsi="Times New Roman" w:cs="Times New Roman"/>
+          <w:color w:val="000000" w:themeColor="text1"/>
+          <w:sz w:val="28"/>
+          <w:szCs w:val="28"/>
+          <w:lang w:val="en-US"/>
+        </w:rPr>
+        <w:t>CORS</w:t>
+      </w:r>
+      <w:r>
+        <w:rPr>
+          <w:rFonts w:ascii="Times New Roman" w:hAnsi="Times New Roman" w:cs="Times New Roman"/>
+          <w:color w:val="000000" w:themeColor="text1"/>
+          <w:sz w:val="28"/>
+          <w:szCs w:val="28"/>
+        </w:rPr>
+        <w:t xml:space="preserve"> </w:t>
+      </w:r>
+      <w:r>
+        <w:rPr>
+          <w:rFonts w:ascii="Times New Roman" w:hAnsi="Times New Roman" w:cs="Times New Roman"/>
+          <w:color w:val="000000" w:themeColor="text1"/>
+          <w:sz w:val="28"/>
+          <w:szCs w:val="28"/>
+          <w:lang w:val="en-US"/>
+        </w:rPr>
+        <w:t>unblock</w:t>
+      </w:r>
+      <w:r>
+        <w:rPr>
+          <w:rFonts w:ascii="Times New Roman" w:hAnsi="Times New Roman" w:cs="Times New Roman"/>
+          <w:color w:val="000000" w:themeColor="text1"/>
+          <w:sz w:val="28"/>
+          <w:szCs w:val="28"/>
+        </w:rPr>
+        <w:t xml:space="preserve"> [</w:t>
+      </w:r>
+      <w:r>
+        <w:rPr>
+          <w:rFonts w:ascii="Times New Roman" w:hAnsi="Times New Roman" w:cs="Times New Roman"/>
+          <w:color w:val="000000" w:themeColor="text1"/>
+          <w:sz w:val="28"/>
+          <w:szCs w:val="28"/>
+        </w:rPr>
+        <w:t>Электронный ресурс</w:t>
+      </w:r>
+      <w:r>
+        <w:rPr>
+          <w:rFonts w:ascii="Times New Roman" w:hAnsi="Times New Roman" w:cs="Times New Roman"/>
+          <w:color w:val="000000" w:themeColor="text1"/>
+          <w:sz w:val="28"/>
+          <w:szCs w:val="28"/>
+        </w:rPr>
+        <w:t xml:space="preserve">]. – </w:t>
+      </w:r>
+      <w:r>
+        <w:rPr>
+          <w:rFonts w:ascii="Times New Roman" w:hAnsi="Times New Roman" w:cs="Times New Roman"/>
+          <w:color w:val="000000" w:themeColor="text1"/>
+          <w:sz w:val="28"/>
+          <w:szCs w:val="28"/>
+          <w:lang w:val="en-US"/>
+        </w:rPr>
+        <w:t>URL</w:t>
+      </w:r>
+      <w:r>
+        <w:rPr>
+          <w:rFonts w:ascii="Times New Roman" w:hAnsi="Times New Roman" w:cs="Times New Roman"/>
+          <w:color w:val="000000" w:themeColor="text1"/>
+          <w:sz w:val="28"/>
+          <w:szCs w:val="28"/>
+        </w:rPr>
+        <w:t xml:space="preserve">: </w:t>
+      </w:r>
+      <w:r>
+        <w:rPr>
+          <w:rFonts w:ascii="Times New Roman" w:hAnsi="Times New Roman" w:cs="Times New Roman"/>
+          <w:color w:val="000000" w:themeColor="text1"/>
+          <w:sz w:val="28"/>
+          <w:szCs w:val="28"/>
+          <w:lang w:val="en-US"/>
+        </w:rPr>
+        <w:t>https</w:t>
+      </w:r>
+      <w:r>
+        <w:rPr>
+          <w:rFonts w:ascii="Times New Roman" w:hAnsi="Times New Roman" w:cs="Times New Roman"/>
+          <w:color w:val="000000" w:themeColor="text1"/>
+          <w:sz w:val="28"/>
+          <w:szCs w:val="28"/>
+        </w:rPr>
+        <w:t>://</w:t>
+      </w:r>
+      <w:r>
+        <w:rPr>
+          <w:rFonts w:ascii="Times New Roman" w:hAnsi="Times New Roman" w:cs="Times New Roman"/>
+          <w:color w:val="000000" w:themeColor="text1"/>
+          <w:sz w:val="28"/>
+          <w:szCs w:val="28"/>
+          <w:lang w:val="en-US"/>
+        </w:rPr>
+        <w:t>github</w:t>
+      </w:r>
+      <w:r>
+        <w:rPr>
+          <w:rFonts w:ascii="Times New Roman" w:hAnsi="Times New Roman" w:cs="Times New Roman"/>
+          <w:color w:val="000000" w:themeColor="text1"/>
+          <w:sz w:val="28"/>
+          <w:szCs w:val="28"/>
+        </w:rPr>
+        <w:t>.</w:t>
+      </w:r>
+      <w:r>
+        <w:rPr>
+          <w:rFonts w:ascii="Times New Roman" w:hAnsi="Times New Roman" w:cs="Times New Roman"/>
+          <w:color w:val="000000" w:themeColor="text1"/>
+          <w:sz w:val="28"/>
+          <w:szCs w:val="28"/>
+          <w:lang w:val="en-US"/>
+        </w:rPr>
+        <w:t>com</w:t>
+      </w:r>
+      <w:r>
+        <w:rPr>
+          <w:rFonts w:ascii="Times New Roman" w:hAnsi="Times New Roman" w:cs="Times New Roman"/>
+          <w:color w:val="000000" w:themeColor="text1"/>
+          <w:sz w:val="28"/>
+          <w:szCs w:val="28"/>
+        </w:rPr>
+        <w:t>/</w:t>
+      </w:r>
+      <w:r>
+        <w:rPr>
+          <w:rFonts w:ascii="Times New Roman" w:hAnsi="Times New Roman" w:cs="Times New Roman"/>
+          <w:color w:val="000000" w:themeColor="text1"/>
+          <w:sz w:val="28"/>
+          <w:szCs w:val="28"/>
+          <w:lang w:val="en-US"/>
+        </w:rPr>
+        <w:t>rxliuli</w:t>
+      </w:r>
+      <w:r>
+        <w:rPr>
+          <w:rFonts w:ascii="Times New Roman" w:hAnsi="Times New Roman" w:cs="Times New Roman"/>
+          <w:color w:val="000000" w:themeColor="text1"/>
+          <w:sz w:val="28"/>
+          <w:szCs w:val="28"/>
+        </w:rPr>
+        <w:t>/</w:t>
+      </w:r>
+      <w:r>
+        <w:rPr>
+          <w:rFonts w:ascii="Times New Roman" w:hAnsi="Times New Roman" w:cs="Times New Roman"/>
+          <w:color w:val="000000" w:themeColor="text1"/>
+          <w:sz w:val="28"/>
+          <w:szCs w:val="28"/>
+          <w:lang w:val="en-US"/>
+        </w:rPr>
+        <w:t>cors</w:t>
+      </w:r>
+      <w:r>
+        <w:rPr>
+          <w:rFonts w:ascii="Times New Roman" w:hAnsi="Times New Roman" w:cs="Times New Roman"/>
+          <w:color w:val="000000" w:themeColor="text1"/>
+          <w:sz w:val="28"/>
+          <w:szCs w:val="28"/>
+        </w:rPr>
+        <w:t>-</w:t>
+      </w:r>
+      <w:r>
+        <w:rPr>
+          <w:rFonts w:ascii="Times New Roman" w:hAnsi="Times New Roman" w:cs="Times New Roman"/>
+          <w:color w:val="000000" w:themeColor="text1"/>
+          <w:sz w:val="28"/>
+          <w:szCs w:val="28"/>
+          <w:lang w:val="en-US"/>
+        </w:rPr>
+        <w:t>unblock</w:t>
+      </w:r>
+      <w:r>
+        <w:rPr>
+          <w:rFonts w:ascii="Times New Roman" w:hAnsi="Times New Roman" w:cs="Times New Roman"/>
+          <w:color w:val="000000" w:themeColor="text1"/>
+          <w:sz w:val="28"/>
+          <w:szCs w:val="28"/>
+        </w:rPr>
+        <w:t xml:space="preserve"> (</w:t>
+      </w:r>
+      <w:r>
+        <w:rPr>
+          <w:rFonts w:ascii="Times New Roman" w:hAnsi="Times New Roman" w:cs="Times New Roman"/>
+          <w:color w:val="000000" w:themeColor="text1"/>
+          <w:sz w:val="28"/>
+          <w:szCs w:val="28"/>
+        </w:rPr>
+        <w:t>дата обращения: 05.05.2026)</w:t>
+      </w:r>
     </w:p>
     <w:sectPr>
       <w:footerReference w:type="default" r:id="rId65"/>
@@ -14061,7 +14703,7 @@
         <w:sz w:val="28"/>
         <w:szCs w:val="28"/>
       </w:rPr>
-      <w:t>44</w:t>
+      <w:t>36</w:t>
     </w:r>
     <w:r>
       <w:rPr>
@@ -31896,7 +32538,7 @@
 </file>
 
 <file path=customXml/itemProps2.xml><?xml version="1.0" encoding="utf-8"?>
-<ds:datastoreItem xmlns:ds="http://schemas.openxmlformats.org/officeDocument/2006/customXml" ds:itemID="{5A721155-EB78-4FF8-AEA3-354234716ABF}">
+<ds:datastoreItem xmlns:ds="http://schemas.openxmlformats.org/officeDocument/2006/customXml" ds:itemID="{11481646-20D3-4C63-A681-23ED26AA6B34}">
   <ds:schemaRefs>
     <ds:schemaRef ds:uri="http://schemas.openxmlformats.org/officeDocument/2006/bibliography"/>
   </ds:schemaRefs>

--- a/РПЗ Длютров РТ5-41.docx
+++ b/РПЗ Длютров РТ5-41.docx
@@ -111,7 +111,7 @@
                     </wp:anchor>
                   </w:drawing>
                 </mc:Choice>
-                <mc:Fallback xmlns:oel="http://schemas.microsoft.com/office/2019/extlst" xmlns:w16cex="http://schemas.microsoft.com/office/word/2018/wordml/cex" xmlns:w16="http://schemas.microsoft.com/office/word/2018/wordml" xmlns:w16du="http://schemas.microsoft.com/office/word/2023/wordml/word16du" xmlns:w16sdtdh="http://schemas.microsoft.com/office/word/2020/wordml/sdtdatahash" xmlns:w16sdtfl="http://schemas.microsoft.com/office/word/2024/wordml/sdtformatlock" xmlns:a="http://schemas.openxmlformats.org/drawingml/2006/main" xmlns:w16se="http://schemas.microsoft.com/office/word/2015/wordml/symex" xmlns:w16cid="http://schemas.microsoft.com/office/word/2016/wordml/cid" xmlns:am3d="http://schemas.microsoft.com/office/drawing/2017/model3d" xmlns:aink="http://schemas.microsoft.com/office/drawing/2016/ink" xmlns:cx8="http://schemas.microsoft.com/office/drawing/2016/5/14/chartex" xmlns:cx7="http://schemas.microsoft.com/office/drawing/2016/5/13/chartex" xmlns:cx6="http://schemas.microsoft.com/office/drawing/2016/5/12/chartex" xmlns:cx5="http://schemas.microsoft.com/office/drawing/2016/5/11/chartex" xmlns:cx4="http://schemas.microsoft.com/office/drawing/2016/5/10/chartex" xmlns:cx3="http://schemas.microsoft.com/office/drawing/2016/5/9/chartex" xmlns:cx2="http://schemas.microsoft.com/office/drawing/2015/10/21/chartex" xmlns:cx1="http://schemas.microsoft.com/office/drawing/2015/9/8/chartex" xmlns:cx="http://schemas.microsoft.com/office/drawing/2014/chartex">
+                <mc:Fallback xmlns:cx="http://schemas.microsoft.com/office/drawing/2014/chartex" xmlns:cx1="http://schemas.microsoft.com/office/drawing/2015/9/8/chartex" xmlns:cx2="http://schemas.microsoft.com/office/drawing/2015/10/21/chartex" xmlns:cx3="http://schemas.microsoft.com/office/drawing/2016/5/9/chartex" xmlns:cx4="http://schemas.microsoft.com/office/drawing/2016/5/10/chartex" xmlns:cx5="http://schemas.microsoft.com/office/drawing/2016/5/11/chartex" xmlns:cx6="http://schemas.microsoft.com/office/drawing/2016/5/12/chartex" xmlns:cx7="http://schemas.microsoft.com/office/drawing/2016/5/13/chartex" xmlns:cx8="http://schemas.microsoft.com/office/drawing/2016/5/14/chartex" xmlns:aink="http://schemas.microsoft.com/office/drawing/2016/ink" xmlns:am3d="http://schemas.microsoft.com/office/drawing/2017/model3d" xmlns:w16cid="http://schemas.microsoft.com/office/word/2016/wordml/cid" xmlns:w16se="http://schemas.microsoft.com/office/word/2015/wordml/symex" xmlns:a="http://schemas.openxmlformats.org/drawingml/2006/main" xmlns:w16sdtfl="http://schemas.microsoft.com/office/word/2024/wordml/sdtformatlock" xmlns:w16sdtdh="http://schemas.microsoft.com/office/word/2020/wordml/sdtdatahash" xmlns:w16du="http://schemas.microsoft.com/office/word/2023/wordml/word16du" xmlns:w16="http://schemas.microsoft.com/office/word/2018/wordml" xmlns:w16cex="http://schemas.microsoft.com/office/word/2018/wordml/cex" xmlns:oel="http://schemas.microsoft.com/office/2019/extlst">
                   <w:pict>
                     <v:shapetype type="#_x0000_t75" o:spt="75" coordsize="21600,21600" o:preferrelative="t" path="m@4@5l@4@11@9@11@9@5xe">
                       <v:formulas>
@@ -3841,7 +3841,6 @@
           <w:rFonts w:ascii="Times New Roman" w:eastAsia="Times New Roman" w:hAnsi="Times New Roman" w:cs="Times New Roman"/>
           <w:sz w:val="28"/>
           <w:szCs w:val="24"/>
-          <w:lang w:val="en-US"/>
         </w:rPr>
         <w:t xml:space="preserve"> [2]</w:t>
       </w:r>
@@ -5483,7 +5482,6 @@
           <w:rFonts w:ascii="Times New Roman" w:eastAsia="Times New Roman" w:hAnsi="Times New Roman" w:cs="Times New Roman"/>
           <w:sz w:val="28"/>
           <w:szCs w:val="24"/>
-          <w:lang w:val="en-US"/>
         </w:rPr>
       </w:pPr>
       <w:r>
@@ -9313,8 +9311,6 @@
         </w:rPr>
         <w:t xml:space="preserve"> [3]</w:t>
       </w:r>
-      <w:bookmarkStart w:id="6" w:name="_GoBack"/>
-      <w:bookmarkEnd w:id="6"/>
       <w:r>
         <w:rPr>
           <w:rFonts w:ascii="Times New Roman" w:eastAsia="Times New Roman" w:hAnsi="Times New Roman" w:cs="Times New Roman"/>
@@ -12049,7 +12045,7 @@
           <w:lang w:eastAsia="ru-RU"/>
         </w:rPr>
       </w:pPr>
-      <w:bookmarkStart w:id="7" w:name="undefined"/>
+      <w:bookmarkStart w:id="6" w:name="undefined"/>
       <w:r>
         <w:rPr>
           <w:lang w:eastAsia="ru-RU"/>
@@ -12153,7 +12149,7 @@
         </w:rPr>
         <w:t>й лабораторной работы.</w:t>
       </w:r>
-      <w:bookmarkEnd w:id="7"/>
+      <w:bookmarkEnd w:id="6"/>
     </w:p>
     <w:p>
       <w:pPr>
@@ -14069,6 +14065,120 @@
     </w:p>
     <w:p>
       <w:pPr>
+        <w:pStyle w:val="af0"/>
+        <w:tabs>
+          <w:tab w:val="left" w:pos="993"/>
+        </w:tabs>
+        <w:spacing w:line="360" w:lineRule="auto"/>
+        <w:ind w:left="0" w:firstLine="709"/>
+        <w:jc w:val="both"/>
+        <w:rPr>
+          <w:rFonts w:ascii="Times New Roman" w:hAnsi="Times New Roman" w:cs="Times New Roman"/>
+          <w:sz w:val="28"/>
+          <w:szCs w:val="28"/>
+          <w:lang w:eastAsia="ru-RU"/>
+        </w:rPr>
+      </w:pPr>
+      <w:r>
+        <w:rPr>
+          <w:rFonts w:ascii="Times New Roman" w:hAnsi="Times New Roman" w:cs="Times New Roman"/>
+          <w:sz w:val="28"/>
+          <w:szCs w:val="28"/>
+          <w:lang w:eastAsia="ru-RU"/>
+        </w:rPr>
+        <w:t xml:space="preserve">Ссылка на </w:t>
+      </w:r>
+      <w:r>
+        <w:rPr>
+          <w:rFonts w:ascii="Times New Roman" w:hAnsi="Times New Roman" w:cs="Times New Roman"/>
+          <w:sz w:val="28"/>
+          <w:szCs w:val="28"/>
+          <w:lang w:val="en-US" w:eastAsia="ru-RU"/>
+        </w:rPr>
+        <w:t>GitHub</w:t>
+      </w:r>
+      <w:r>
+        <w:rPr>
+          <w:rFonts w:ascii="Times New Roman" w:hAnsi="Times New Roman" w:cs="Times New Roman"/>
+          <w:sz w:val="28"/>
+          <w:szCs w:val="28"/>
+          <w:lang w:eastAsia="ru-RU"/>
+        </w:rPr>
+        <w:t xml:space="preserve"> </w:t>
+      </w:r>
+      <w:r>
+        <w:rPr>
+          <w:rFonts w:ascii="Times New Roman" w:hAnsi="Times New Roman" w:cs="Times New Roman"/>
+          <w:sz w:val="28"/>
+          <w:szCs w:val="28"/>
+          <w:lang w:eastAsia="ru-RU"/>
+        </w:rPr>
+        <w:t>со всеми</w:t>
+      </w:r>
+      <w:r>
+        <w:rPr>
+          <w:rFonts w:ascii="Times New Roman" w:hAnsi="Times New Roman" w:cs="Times New Roman"/>
+          <w:sz w:val="28"/>
+          <w:szCs w:val="28"/>
+          <w:lang w:eastAsia="ru-RU"/>
+        </w:rPr>
+        <w:t xml:space="preserve"> готовыми</w:t>
+      </w:r>
+      <w:bookmarkStart w:id="7" w:name="_GoBack"/>
+      <w:bookmarkEnd w:id="7"/>
+      <w:r>
+        <w:rPr>
+          <w:rFonts w:ascii="Times New Roman" w:hAnsi="Times New Roman" w:cs="Times New Roman"/>
+          <w:sz w:val="28"/>
+          <w:szCs w:val="28"/>
+          <w:lang w:eastAsia="ru-RU"/>
+        </w:rPr>
+        <w:t xml:space="preserve"> лабораторными работами: </w:t>
+      </w:r>
+      <w:hyperlink r:id="rId65" w:history="1">
+        <w:r>
+          <w:rPr>
+            <w:rStyle w:val="af7"/>
+            <w:rFonts w:ascii="Times New Roman" w:hAnsi="Times New Roman" w:cs="Times New Roman"/>
+            <w:sz w:val="28"/>
+            <w:szCs w:val="28"/>
+            <w:lang w:eastAsia="ru-RU"/>
+          </w:rPr>
+          <w:t>https://github.com/Natriy228/Net-Appl</w:t>
+        </w:r>
+        <w:r>
+          <w:rPr>
+            <w:rStyle w:val="af7"/>
+            <w:rFonts w:ascii="Times New Roman" w:hAnsi="Times New Roman" w:cs="Times New Roman"/>
+            <w:sz w:val="28"/>
+            <w:szCs w:val="28"/>
+            <w:lang w:eastAsia="ru-RU"/>
+          </w:rPr>
+          <w:t>i</w:t>
+        </w:r>
+        <w:r>
+          <w:rPr>
+            <w:rStyle w:val="af7"/>
+            <w:rFonts w:ascii="Times New Roman" w:hAnsi="Times New Roman" w:cs="Times New Roman"/>
+            <w:sz w:val="28"/>
+            <w:szCs w:val="28"/>
+            <w:lang w:eastAsia="ru-RU"/>
+          </w:rPr>
+          <w:t>cations</w:t>
+        </w:r>
+      </w:hyperlink>
+      <w:r>
+        <w:rPr>
+          <w:rFonts w:ascii="Times New Roman" w:hAnsi="Times New Roman" w:cs="Times New Roman"/>
+          <w:sz w:val="28"/>
+          <w:szCs w:val="28"/>
+          <w:lang w:eastAsia="ru-RU"/>
+        </w:rPr>
+        <w:t>.</w:t>
+      </w:r>
+    </w:p>
+    <w:p>
+      <w:pPr>
         <w:rPr>
           <w:rFonts w:ascii="Times New Roman" w:hAnsi="Times New Roman" w:cs="Times New Roman"/>
           <w:sz w:val="28"/>
@@ -14134,16 +14244,7 @@
           <w:sz w:val="28"/>
           <w:szCs w:val="28"/>
         </w:rPr>
-        <w:t>Сайт московского паркинга</w:t>
-      </w:r>
-      <w:r>
-        <w:rPr>
-          <w:rFonts w:ascii="Times New Roman" w:hAnsi="Times New Roman" w:cs="Times New Roman"/>
-          <w:color w:val="000000" w:themeColor="text1"/>
-          <w:sz w:val="28"/>
-          <w:szCs w:val="28"/>
-        </w:rPr>
-        <w:t xml:space="preserve"> [Электронный ресурс]. – </w:t>
+        <w:t xml:space="preserve">Сайт московского паркинга [Электронный ресурс]. – </w:t>
       </w:r>
       <w:r>
         <w:rPr>
@@ -14180,16 +14281,7 @@
           <w:sz w:val="28"/>
           <w:szCs w:val="28"/>
         </w:rPr>
-        <w:t>(дата обращения: 19.03.2026</w:t>
-      </w:r>
-      <w:r>
-        <w:rPr>
-          <w:rFonts w:ascii="Times New Roman" w:hAnsi="Times New Roman" w:cs="Times New Roman"/>
-          <w:color w:val="000000" w:themeColor="text1"/>
-          <w:sz w:val="28"/>
-          <w:szCs w:val="28"/>
-        </w:rPr>
-        <w:t>)</w:t>
+        <w:t>(дата обращения: 19.03.2026)</w:t>
       </w:r>
     </w:p>
     <w:p>
@@ -14243,15 +14335,7 @@
           <w:sz w:val="28"/>
           <w:szCs w:val="28"/>
         </w:rPr>
-        <w:t>(дата обращения: 31.05.2026</w:t>
-      </w:r>
-      <w:r>
-        <w:rPr>
-          <w:rFonts w:ascii="Times New Roman" w:eastAsia="Times New Roman" w:hAnsi="Times New Roman" w:cs="Times New Roman"/>
-          <w:sz w:val="28"/>
-          <w:szCs w:val="28"/>
-        </w:rPr>
-        <w:t>)</w:t>
+        <w:t>(дата обращения: 31.05.2026)</w:t>
       </w:r>
     </w:p>
     <w:p>
@@ -14607,7 +14691,7 @@
       </w:r>
     </w:p>
     <w:sectPr>
-      <w:footerReference w:type="default" r:id="rId65"/>
+      <w:footerReference w:type="default" r:id="rId66"/>
       <w:pgSz w:w="11910" w:h="16840"/>
       <w:pgMar w:top="1134" w:right="567" w:bottom="1134" w:left="1701" w:header="709" w:footer="709" w:gutter="0"/>
       <w:pgNumType w:start="1"/>
@@ -14703,7 +14787,7 @@
         <w:sz w:val="28"/>
         <w:szCs w:val="28"/>
       </w:rPr>
-      <w:t>36</w:t>
+      <w:t>45</w:t>
     </w:r>
     <w:r>
       <w:rPr>
@@ -32538,7 +32622,7 @@
 </file>
 
 <file path=customXml/itemProps2.xml><?xml version="1.0" encoding="utf-8"?>
-<ds:datastoreItem xmlns:ds="http://schemas.openxmlformats.org/officeDocument/2006/customXml" ds:itemID="{11481646-20D3-4C63-A681-23ED26AA6B34}">
+<ds:datastoreItem xmlns:ds="http://schemas.openxmlformats.org/officeDocument/2006/customXml" ds:itemID="{3F326999-711D-4E8B-909C-41E8156870CA}">
   <ds:schemaRefs>
     <ds:schemaRef ds:uri="http://schemas.openxmlformats.org/officeDocument/2006/bibliography"/>
   </ds:schemaRefs>
